--- a/reports/self/组号-2024-2025-2-张三老师-李四学生（学号）-WEB程序设计-大作业报告（打印版本）.docx
+++ b/reports/self/组号-2024-2025-2-张三老师-李四学生（学号）-WEB程序设计-大作业报告（打印版本）.docx
@@ -1,6 +1,6 @@
 
 <file path=word/document.xml><?xml version="1.0" encoding="utf-8"?>
-<w:document xmlns:wpc="http://schemas.microsoft.com/office/word/2010/wordprocessingCanvas" xmlns:cx="http://schemas.microsoft.com/office/drawing/2014/chartex" xmlns:cx1="http://schemas.microsoft.com/office/drawing/2015/9/8/chartex" xmlns:cx2="http://schemas.microsoft.com/office/drawing/2015/10/21/chartex" xmlns:cx3="http://schemas.microsoft.com/office/drawing/2016/5/9/chartex" xmlns:cx4="http://schemas.microsoft.com/office/drawing/2016/5/10/chartex" xmlns:cx5="http://schemas.microsoft.com/office/drawing/2016/5/11/chartex" xmlns:cx6="http://schemas.microsoft.com/office/drawing/2016/5/12/chartex" xmlns:cx7="http://schemas.microsoft.com/office/drawing/2016/5/13/chartex" xmlns:cx8="http://schemas.microsoft.com/office/drawing/2016/5/14/chartex" xmlns:mc="http://schemas.openxmlformats.org/markup-compatibility/2006" xmlns:aink="http://schemas.microsoft.com/office/drawing/2016/ink" xmlns:am3d="http://schemas.microsoft.com/office/drawing/2017/model3d" xmlns:o="urn:schemas-microsoft-com:office:office" xmlns:r="http://schemas.openxmlformats.org/officeDocument/2006/relationships" xmlns:m="http://schemas.openxmlformats.org/officeDocument/2006/math" xmlns:v="urn:schemas-microsoft-com:vml" xmlns:wp14="http://schemas.microsoft.com/office/word/2010/wordprocessingDrawing" xmlns:wp="http://schemas.openxmlformats.org/drawingml/2006/wordprocessingDrawing" xmlns:w10="urn:schemas-microsoft-com:office:word" xmlns:w="http://schemas.openxmlformats.org/wordprocessingml/2006/main" xmlns:w14="http://schemas.microsoft.com/office/word/2010/wordml" xmlns:w15="http://schemas.microsoft.com/office/word/2012/wordml" xmlns:w16cex="http://schemas.microsoft.com/office/word/2018/wordml/cex" xmlns:w16cid="http://schemas.microsoft.com/office/word/2016/wordml/cid" xmlns:w16="http://schemas.microsoft.com/office/word/2018/wordml" xmlns:w16sdtdh="http://schemas.microsoft.com/office/word/2020/wordml/sdtdatahash" xmlns:w16se="http://schemas.microsoft.com/office/word/2015/wordml/symex" xmlns:wpg="http://schemas.microsoft.com/office/word/2010/wordprocessingGroup" xmlns:wpi="http://schemas.microsoft.com/office/word/2010/wordprocessingInk" xmlns:wne="http://schemas.microsoft.com/office/word/2006/wordml" xmlns:wps="http://schemas.microsoft.com/office/word/2010/wordprocessingShape" mc:Ignorable="w14 w15 w16se w16cid w16 w16cex w16sdtdh wp14">
+<w:document xmlns:wpc="http://schemas.microsoft.com/office/word/2010/wordprocessingCanvas" xmlns:cx="http://schemas.microsoft.com/office/drawing/2014/chartex" xmlns:cx1="http://schemas.microsoft.com/office/drawing/2015/9/8/chartex" xmlns:cx2="http://schemas.microsoft.com/office/drawing/2015/10/21/chartex" xmlns:cx3="http://schemas.microsoft.com/office/drawing/2016/5/9/chartex" xmlns:cx4="http://schemas.microsoft.com/office/drawing/2016/5/10/chartex" xmlns:cx5="http://schemas.microsoft.com/office/drawing/2016/5/11/chartex" xmlns:cx6="http://schemas.microsoft.com/office/drawing/2016/5/12/chartex" xmlns:cx7="http://schemas.microsoft.com/office/drawing/2016/5/13/chartex" xmlns:cx8="http://schemas.microsoft.com/office/drawing/2016/5/14/chartex" xmlns:mc="http://schemas.openxmlformats.org/markup-compatibility/2006" xmlns:aink="http://schemas.microsoft.com/office/drawing/2016/ink" xmlns:am3d="http://schemas.microsoft.com/office/drawing/2017/model3d" xmlns:o="urn:schemas-microsoft-com:office:office" xmlns:oel="http://schemas.microsoft.com/office/2019/extlst" xmlns:r="http://schemas.openxmlformats.org/officeDocument/2006/relationships" xmlns:m="http://schemas.openxmlformats.org/officeDocument/2006/math" xmlns:v="urn:schemas-microsoft-com:vml" xmlns:wp14="http://schemas.microsoft.com/office/word/2010/wordprocessingDrawing" xmlns:wp="http://schemas.openxmlformats.org/drawingml/2006/wordprocessingDrawing" xmlns:w10="urn:schemas-microsoft-com:office:word" xmlns:w="http://schemas.openxmlformats.org/wordprocessingml/2006/main" xmlns:w14="http://schemas.microsoft.com/office/word/2010/wordml" xmlns:w15="http://schemas.microsoft.com/office/word/2012/wordml" xmlns:w16cex="http://schemas.microsoft.com/office/word/2018/wordml/cex" xmlns:w16cid="http://schemas.microsoft.com/office/word/2016/wordml/cid" xmlns:w16="http://schemas.microsoft.com/office/word/2018/wordml" xmlns:w16du="http://schemas.microsoft.com/office/word/2023/wordml/word16du" xmlns:w16sdtdh="http://schemas.microsoft.com/office/word/2020/wordml/sdtdatahash" xmlns:w16sdtfl="http://schemas.microsoft.com/office/word/2024/wordml/sdtformatlock" xmlns:w16se="http://schemas.microsoft.com/office/word/2015/wordml/symex" xmlns:wpg="http://schemas.microsoft.com/office/word/2010/wordprocessingGroup" xmlns:wpi="http://schemas.microsoft.com/office/word/2010/wordprocessingInk" xmlns:wne="http://schemas.microsoft.com/office/word/2006/wordml" xmlns:wps="http://schemas.microsoft.com/office/word/2010/wordprocessingShape" mc:Ignorable="w14 w15 w16se w16cid w16 w16cex w16sdtdh w16sdtfl w16du wp14">
   <w:body>
     <w:p>
       <w:pPr>
@@ -187,384 +187,6 @@
           <w:szCs w:val="44"/>
         </w:rPr>
       </w:pPr>
-      <w:r>
-        <w:rPr>
-          <w:noProof/>
-          <w:sz w:val="32"/>
-        </w:rPr>
-        <mc:AlternateContent>
-          <mc:Choice Requires="wps">
-            <w:drawing>
-              <wp:anchor distT="0" distB="0" distL="114300" distR="114300" simplePos="0" relativeHeight="251654144" behindDoc="0" locked="0" layoutInCell="1" allowOverlap="1" wp14:anchorId="03715CB1" wp14:editId="298ACFE5">
-                <wp:simplePos x="0" y="0"/>
-                <wp:positionH relativeFrom="column">
-                  <wp:posOffset>3302635</wp:posOffset>
-                </wp:positionH>
-                <wp:positionV relativeFrom="paragraph">
-                  <wp:posOffset>455295</wp:posOffset>
-                </wp:positionV>
-                <wp:extent cx="1109345" cy="963930"/>
-                <wp:effectExtent l="64135" t="11430" r="17145" b="72390"/>
-                <wp:wrapNone/>
-                <wp:docPr id="12" name="直线 3"/>
-                <wp:cNvGraphicFramePr>
-                  <a:graphicFrameLocks xmlns:a="http://schemas.openxmlformats.org/drawingml/2006/main"/>
-                </wp:cNvGraphicFramePr>
-                <a:graphic xmlns:a="http://schemas.openxmlformats.org/drawingml/2006/main">
-                  <a:graphicData uri="http://schemas.microsoft.com/office/word/2010/wordprocessingShape">
-                    <wps:wsp>
-                      <wps:cNvCnPr>
-                        <a:cxnSpLocks noChangeShapeType="1"/>
-                      </wps:cNvCnPr>
-                      <wps:spPr bwMode="auto">
-                        <a:xfrm flipH="1">
-                          <a:off x="0" y="0"/>
-                          <a:ext cx="1109345" cy="963930"/>
-                        </a:xfrm>
-                        <a:prstGeom prst="line">
-                          <a:avLst/>
-                        </a:prstGeom>
-                        <a:noFill/>
-                        <a:ln w="15875" cmpd="sng">
-                          <a:solidFill>
-                            <a:srgbClr val="FF0000"/>
-                          </a:solidFill>
-                          <a:round/>
-                          <a:headEnd/>
-                          <a:tailEnd type="arrow" w="med" len="med"/>
-                        </a:ln>
-                        <a:effectLst/>
-                        <a:extLst>
-                          <a:ext uri="{909E8E84-426E-40DD-AFC4-6F175D3DCCD1}">
-                            <a14:hiddenFill xmlns:a14="http://schemas.microsoft.com/office/drawing/2010/main">
-                              <a:noFill/>
-                            </a14:hiddenFill>
-                          </a:ext>
-                          <a:ext uri="{AF507438-7753-43E0-B8FC-AC1667EBCBE1}">
-                            <a14:hiddenEffects xmlns:a14="http://schemas.microsoft.com/office/drawing/2010/main">
-                              <a:effectLst>
-                                <a:outerShdw dist="35921" dir="2700000" algn="ctr" rotWithShape="0">
-                                  <a:srgbClr val="808080"/>
-                                </a:outerShdw>
-                              </a:effectLst>
-                            </a14:hiddenEffects>
-                          </a:ext>
-                        </a:extLst>
-                      </wps:spPr>
-                      <wps:bodyPr/>
-                    </wps:wsp>
-                  </a:graphicData>
-                </a:graphic>
-                <wp14:sizeRelH relativeFrom="page">
-                  <wp14:pctWidth>0</wp14:pctWidth>
-                </wp14:sizeRelH>
-                <wp14:sizeRelV relativeFrom="page">
-                  <wp14:pctHeight>0</wp14:pctHeight>
-                </wp14:sizeRelV>
-              </wp:anchor>
-            </w:drawing>
-          </mc:Choice>
-          <mc:Fallback>
-            <w:pict>
-              <v:line w14:anchorId="0E66C28F" id="直线 3" o:spid="_x0000_s1026" style="position:absolute;left:0;text-align:left;flip:x;z-index:251654144;visibility:visible;mso-wrap-style:square;mso-width-percent:0;mso-height-percent:0;mso-wrap-distance-left:9pt;mso-wrap-distance-top:0;mso-wrap-distance-right:9pt;mso-wrap-distance-bottom:0;mso-position-horizontal:absolute;mso-position-horizontal-relative:text;mso-position-vertical:absolute;mso-position-vertical-relative:text;mso-width-percent:0;mso-height-percent:0;mso-width-relative:page;mso-height-relative:page" from="260.05pt,35.85pt" to="347.4pt,111.75pt" o:gfxdata="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" strokecolor="red" strokeweight="1.25pt">
-                <v:fill o:detectmouseclick="t"/>
-                <v:stroke endarrow="open"/>
-              </v:line>
-            </w:pict>
-          </mc:Fallback>
-        </mc:AlternateContent>
-      </w:r>
-      <w:r>
-        <w:rPr>
-          <w:noProof/>
-          <w:sz w:val="32"/>
-        </w:rPr>
-        <mc:AlternateContent>
-          <mc:Choice Requires="wps">
-            <w:drawing>
-              <wp:anchor distT="0" distB="0" distL="114300" distR="114300" simplePos="0" relativeHeight="251657216" behindDoc="0" locked="0" layoutInCell="1" allowOverlap="1" wp14:anchorId="2EFD9239" wp14:editId="5C88AE8D">
-                <wp:simplePos x="0" y="0"/>
-                <wp:positionH relativeFrom="column">
-                  <wp:posOffset>2649855</wp:posOffset>
-                </wp:positionH>
-                <wp:positionV relativeFrom="paragraph">
-                  <wp:posOffset>461010</wp:posOffset>
-                </wp:positionV>
-                <wp:extent cx="1757680" cy="244475"/>
-                <wp:effectExtent l="30480" t="17145" r="12065" b="81280"/>
-                <wp:wrapNone/>
-                <wp:docPr id="11" name="直线 6"/>
-                <wp:cNvGraphicFramePr>
-                  <a:graphicFrameLocks xmlns:a="http://schemas.openxmlformats.org/drawingml/2006/main"/>
-                </wp:cNvGraphicFramePr>
-                <a:graphic xmlns:a="http://schemas.openxmlformats.org/drawingml/2006/main">
-                  <a:graphicData uri="http://schemas.microsoft.com/office/word/2010/wordprocessingShape">
-                    <wps:wsp>
-                      <wps:cNvCnPr>
-                        <a:cxnSpLocks noChangeShapeType="1"/>
-                      </wps:cNvCnPr>
-                      <wps:spPr bwMode="auto">
-                        <a:xfrm flipH="1">
-                          <a:off x="0" y="0"/>
-                          <a:ext cx="1757680" cy="244475"/>
-                        </a:xfrm>
-                        <a:prstGeom prst="line">
-                          <a:avLst/>
-                        </a:prstGeom>
-                        <a:noFill/>
-                        <a:ln w="15875" cmpd="sng">
-                          <a:solidFill>
-                            <a:srgbClr val="FF0000"/>
-                          </a:solidFill>
-                          <a:round/>
-                          <a:headEnd/>
-                          <a:tailEnd type="arrow" w="med" len="med"/>
-                        </a:ln>
-                        <a:effectLst/>
-                        <a:extLst>
-                          <a:ext uri="{909E8E84-426E-40DD-AFC4-6F175D3DCCD1}">
-                            <a14:hiddenFill xmlns:a14="http://schemas.microsoft.com/office/drawing/2010/main">
-                              <a:noFill/>
-                            </a14:hiddenFill>
-                          </a:ext>
-                          <a:ext uri="{AF507438-7753-43E0-B8FC-AC1667EBCBE1}">
-                            <a14:hiddenEffects xmlns:a14="http://schemas.microsoft.com/office/drawing/2010/main">
-                              <a:effectLst>
-                                <a:outerShdw dist="35921" dir="2700000" algn="ctr" rotWithShape="0">
-                                  <a:srgbClr val="808080"/>
-                                </a:outerShdw>
-                              </a:effectLst>
-                            </a14:hiddenEffects>
-                          </a:ext>
-                        </a:extLst>
-                      </wps:spPr>
-                      <wps:bodyPr/>
-                    </wps:wsp>
-                  </a:graphicData>
-                </a:graphic>
-                <wp14:sizeRelH relativeFrom="page">
-                  <wp14:pctWidth>0</wp14:pctWidth>
-                </wp14:sizeRelH>
-                <wp14:sizeRelV relativeFrom="page">
-                  <wp14:pctHeight>0</wp14:pctHeight>
-                </wp14:sizeRelV>
-              </wp:anchor>
-            </w:drawing>
-          </mc:Choice>
-          <mc:Fallback>
-            <w:pict>
-              <v:line w14:anchorId="05145D1A" id="直线 6" o:spid="_x0000_s1026" style="position:absolute;left:0;text-align:left;flip:x;z-index:251657216;visibility:visible;mso-wrap-style:square;mso-width-percent:0;mso-height-percent:0;mso-wrap-distance-left:9pt;mso-wrap-distance-top:0;mso-wrap-distance-right:9pt;mso-wrap-distance-bottom:0;mso-position-horizontal:absolute;mso-position-horizontal-relative:text;mso-position-vertical:absolute;mso-position-vertical-relative:text;mso-width-percent:0;mso-height-percent:0;mso-width-relative:page;mso-height-relative:page" from="208.65pt,36.3pt" to="347.05pt,55.55pt" o:gfxdata="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" strokecolor="red" strokeweight="1.25pt">
-                <v:fill o:detectmouseclick="t"/>
-                <v:stroke endarrow="open"/>
-              </v:line>
-            </w:pict>
-          </mc:Fallback>
-        </mc:AlternateContent>
-      </w:r>
-      <w:r>
-        <w:rPr>
-          <w:noProof/>
-          <w:sz w:val="32"/>
-        </w:rPr>
-        <mc:AlternateContent>
-          <mc:Choice Requires="wps">
-            <w:drawing>
-              <wp:anchor distT="0" distB="0" distL="114300" distR="114300" simplePos="0" relativeHeight="251656192" behindDoc="0" locked="0" layoutInCell="1" allowOverlap="1" wp14:anchorId="50DF56B8" wp14:editId="612117DF">
-                <wp:simplePos x="0" y="0"/>
-                <wp:positionH relativeFrom="column">
-                  <wp:posOffset>901065</wp:posOffset>
-                </wp:positionH>
-                <wp:positionV relativeFrom="paragraph">
-                  <wp:posOffset>452120</wp:posOffset>
-                </wp:positionV>
-                <wp:extent cx="1747520" cy="463550"/>
-                <wp:effectExtent l="5715" t="8255" r="8890" b="13970"/>
-                <wp:wrapNone/>
-                <wp:docPr id="10" name="矩形 5"/>
-                <wp:cNvGraphicFramePr>
-                  <a:graphicFrameLocks xmlns:a="http://schemas.openxmlformats.org/drawingml/2006/main"/>
-                </wp:cNvGraphicFramePr>
-                <a:graphic xmlns:a="http://schemas.openxmlformats.org/drawingml/2006/main">
-                  <a:graphicData uri="http://schemas.microsoft.com/office/word/2010/wordprocessingShape">
-                    <wps:wsp>
-                      <wps:cNvSpPr>
-                        <a:spLocks noChangeArrowheads="1"/>
-                      </wps:cNvSpPr>
-                      <wps:spPr bwMode="auto">
-                        <a:xfrm>
-                          <a:off x="0" y="0"/>
-                          <a:ext cx="1747520" cy="463550"/>
-                        </a:xfrm>
-                        <a:prstGeom prst="rect">
-                          <a:avLst/>
-                        </a:prstGeom>
-                        <a:noFill/>
-                        <a:ln w="9525" cmpd="sng">
-                          <a:solidFill>
-                            <a:srgbClr val="FF0000"/>
-                          </a:solidFill>
-                          <a:miter lim="800000"/>
-                          <a:headEnd/>
-                          <a:tailEnd/>
-                        </a:ln>
-                        <a:effectLst/>
-                        <a:extLst>
-                          <a:ext uri="{909E8E84-426E-40DD-AFC4-6F175D3DCCD1}">
-                            <a14:hiddenFill xmlns:a14="http://schemas.microsoft.com/office/drawing/2010/main">
-                              <a:solidFill>
-                                <a:srgbClr val="FFFFFF"/>
-                              </a:solidFill>
-                            </a14:hiddenFill>
-                          </a:ext>
-                          <a:ext uri="{AF507438-7753-43E0-B8FC-AC1667EBCBE1}">
-                            <a14:hiddenEffects xmlns:a14="http://schemas.microsoft.com/office/drawing/2010/main">
-                              <a:effectLst>
-                                <a:outerShdw dist="35921" dir="2700000" algn="ctr" rotWithShape="0">
-                                  <a:srgbClr val="808080"/>
-                                </a:outerShdw>
-                              </a:effectLst>
-                            </a14:hiddenEffects>
-                          </a:ext>
-                        </a:extLst>
-                      </wps:spPr>
-                      <wps:bodyPr rot="0" vert="horz" wrap="square" lIns="91440" tIns="45720" rIns="91440" bIns="45720" anchor="t" anchorCtr="0" upright="1">
-                        <a:noAutofit/>
-                      </wps:bodyPr>
-                    </wps:wsp>
-                  </a:graphicData>
-                </a:graphic>
-                <wp14:sizeRelH relativeFrom="page">
-                  <wp14:pctWidth>0</wp14:pctWidth>
-                </wp14:sizeRelH>
-                <wp14:sizeRelV relativeFrom="page">
-                  <wp14:pctHeight>0</wp14:pctHeight>
-                </wp14:sizeRelV>
-              </wp:anchor>
-            </w:drawing>
-          </mc:Choice>
-          <mc:Fallback>
-            <w:pict>
-              <v:rect w14:anchorId="5F8DA5EC" id="矩形 5" o:spid="_x0000_s1026" style="position:absolute;left:0;text-align:left;margin-left:70.95pt;margin-top:35.6pt;width:137.6pt;height:36.5pt;z-index:251656192;visibility:visible;mso-wrap-style:square;mso-width-percent:0;mso-height-percent:0;mso-wrap-distance-left:9pt;mso-wrap-distance-top:0;mso-wrap-distance-right:9pt;mso-wrap-distance-bottom:0;mso-position-horizontal:absolute;mso-position-horizontal-relative:text;mso-position-vertical:absolute;mso-position-vertical-relative:text;mso-width-percent:0;mso-height-percent:0;mso-width-relative:page;mso-height-relative:page;v-text-anchor:top" o:gfxdata="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" filled="f" strokecolor="red"/>
-            </w:pict>
-          </mc:Fallback>
-        </mc:AlternateContent>
-      </w:r>
-      <w:r>
-        <w:rPr>
-          <w:noProof/>
-          <w:sz w:val="32"/>
-        </w:rPr>
-        <mc:AlternateContent>
-          <mc:Choice Requires="wps">
-            <w:drawing>
-              <wp:anchor distT="0" distB="0" distL="114300" distR="114300" simplePos="0" relativeHeight="251655168" behindDoc="0" locked="0" layoutInCell="1" allowOverlap="1" wp14:anchorId="230EABA9" wp14:editId="39C8E088">
-                <wp:simplePos x="0" y="0"/>
-                <wp:positionH relativeFrom="column">
-                  <wp:posOffset>3744595</wp:posOffset>
-                </wp:positionH>
-                <wp:positionV relativeFrom="paragraph">
-                  <wp:posOffset>35560</wp:posOffset>
-                </wp:positionV>
-                <wp:extent cx="1433830" cy="414020"/>
-                <wp:effectExtent l="10795" t="10795" r="12700" b="13335"/>
-                <wp:wrapNone/>
-                <wp:docPr id="9" name="文本框 2"/>
-                <wp:cNvGraphicFramePr>
-                  <a:graphicFrameLocks xmlns:a="http://schemas.openxmlformats.org/drawingml/2006/main"/>
-                </wp:cNvGraphicFramePr>
-                <a:graphic xmlns:a="http://schemas.openxmlformats.org/drawingml/2006/main">
-                  <a:graphicData uri="http://schemas.microsoft.com/office/word/2010/wordprocessingShape">
-                    <wps:wsp>
-                      <wps:cNvSpPr txBox="1">
-                        <a:spLocks noChangeArrowheads="1"/>
-                      </wps:cNvSpPr>
-                      <wps:spPr bwMode="auto">
-                        <a:xfrm>
-                          <a:off x="0" y="0"/>
-                          <a:ext cx="1433830" cy="414020"/>
-                        </a:xfrm>
-                        <a:prstGeom prst="rect">
-                          <a:avLst/>
-                        </a:prstGeom>
-                        <a:solidFill>
-                          <a:srgbClr val="FFFFFF"/>
-                        </a:solidFill>
-                        <a:ln w="9525" cmpd="sng">
-                          <a:solidFill>
-                            <a:srgbClr val="FF0000"/>
-                          </a:solidFill>
-                          <a:miter lim="800000"/>
-                          <a:headEnd/>
-                          <a:tailEnd/>
-                        </a:ln>
-                      </wps:spPr>
-                      <wps:txbx>
-                        <w:txbxContent>
-                          <w:p>
-                            <w:pPr>
-                              <w:rPr>
-                                <w:color w:val="FF0000"/>
-                              </w:rPr>
-                            </w:pPr>
-                            <w:r>
-                              <w:rPr>
-                                <w:rFonts w:hint="eastAsia"/>
-                                <w:color w:val="FF0000"/>
-                                <w:sz w:val="24"/>
-                                <w:szCs w:val="24"/>
-                              </w:rPr>
-                              <w:t>全部填写全称</w:t>
-                            </w:r>
-                          </w:p>
-                        </w:txbxContent>
-                      </wps:txbx>
-                      <wps:bodyPr rot="0" vert="horz" wrap="square" lIns="91440" tIns="45720" rIns="91440" bIns="45720" anchor="t" anchorCtr="0" upright="1">
-                        <a:noAutofit/>
-                      </wps:bodyPr>
-                    </wps:wsp>
-                  </a:graphicData>
-                </a:graphic>
-                <wp14:sizeRelH relativeFrom="page">
-                  <wp14:pctWidth>0</wp14:pctWidth>
-                </wp14:sizeRelH>
-                <wp14:sizeRelV relativeFrom="page">
-                  <wp14:pctHeight>0</wp14:pctHeight>
-                </wp14:sizeRelV>
-              </wp:anchor>
-            </w:drawing>
-          </mc:Choice>
-          <mc:Fallback>
-            <w:pict>
-              <v:shapetype w14:anchorId="230EABA9" id="_x0000_t202" coordsize="21600,21600" o:spt="202" path="m,l,21600r21600,l21600,xe">
-                <v:stroke joinstyle="miter"/>
-                <v:path gradientshapeok="t" o:connecttype="rect"/>
-              </v:shapetype>
-              <v:shape id="文本框 2" o:spid="_x0000_s1026" type="#_x0000_t202" style="position:absolute;left:0;text-align:left;margin-left:294.85pt;margin-top:2.8pt;width:112.9pt;height:32.6pt;z-index:251655168;visibility:visible;mso-wrap-style:square;mso-width-percent:0;mso-height-percent:0;mso-wrap-distance-left:9pt;mso-wrap-distance-top:0;mso-wrap-distance-right:9pt;mso-wrap-distance-bottom:0;mso-position-horizontal:absolute;mso-position-horizontal-relative:text;mso-position-vertical:absolute;mso-position-vertical-relative:text;mso-width-percent:0;mso-height-percent:0;mso-width-relative:page;mso-height-relative:page;v-text-anchor:top" o:gfxdata="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" strokecolor="red">
-                <v:textbox>
-                  <w:txbxContent>
-                    <w:p>
-                      <w:pPr>
-                        <w:rPr>
-                          <w:color w:val="FF0000"/>
-                        </w:rPr>
-                      </w:pPr>
-                      <w:r>
-                        <w:rPr>
-                          <w:rFonts w:hint="eastAsia"/>
-                          <w:color w:val="FF0000"/>
-                          <w:sz w:val="24"/>
-                          <w:szCs w:val="24"/>
-                        </w:rPr>
-                        <w:t>全部填写全称</w:t>
-                      </w:r>
-                    </w:p>
-                  </w:txbxContent>
-                </v:textbox>
-              </v:shape>
-            </w:pict>
-          </mc:Fallback>
-        </mc:AlternateContent>
-      </w:r>
     </w:p>
     <w:p>
       <w:pPr>
@@ -598,7 +220,7 @@
           <w:szCs w:val="32"/>
           <w:u w:val="single"/>
         </w:rPr>
-        <w:t xml:space="preserve">    WEB</w:t>
+        <w:t xml:space="preserve">    </w:t>
       </w:r>
       <w:r>
         <w:rPr>
@@ -607,7 +229,7 @@
           <w:szCs w:val="32"/>
           <w:u w:val="single"/>
         </w:rPr>
-        <w:t>程序设计</w:t>
+        <w:t xml:space="preserve">         </w:t>
       </w:r>
       <w:r>
         <w:rPr>
@@ -616,6 +238,24 @@
           <w:szCs w:val="32"/>
           <w:u w:val="single"/>
         </w:rPr>
+        <w:t>WEB</w:t>
+      </w:r>
+      <w:r>
+        <w:rPr>
+          <w:rFonts w:hint="eastAsia"/>
+          <w:sz w:val="32"/>
+          <w:szCs w:val="32"/>
+          <w:u w:val="single"/>
+        </w:rPr>
+        <w:t>程序设计</w:t>
+      </w:r>
+      <w:r>
+        <w:rPr>
+          <w:rFonts w:hint="eastAsia"/>
+          <w:sz w:val="32"/>
+          <w:szCs w:val="32"/>
+          <w:u w:val="single"/>
+        </w:rPr>
         <w:t xml:space="preserve">                           </w:t>
       </w:r>
     </w:p>
@@ -627,191 +267,6 @@
           <w:szCs w:val="28"/>
         </w:rPr>
       </w:pPr>
-    </w:p>
-    <w:p>
-      <w:pPr>
-        <w:spacing w:beforeLines="50" w:before="156" w:afterLines="50" w:after="156" w:line="480" w:lineRule="auto"/>
-        <w:ind w:left="0" w:firstLineChars="150" w:firstLine="480"/>
-        <w:rPr>
-          <w:sz w:val="28"/>
-          <w:szCs w:val="28"/>
-          <w:u w:val="single"/>
-        </w:rPr>
-      </w:pPr>
-      <w:r>
-        <w:rPr>
-          <w:noProof/>
-          <w:sz w:val="32"/>
-        </w:rPr>
-        <mc:AlternateContent>
-          <mc:Choice Requires="wps">
-            <w:drawing>
-              <wp:anchor distT="0" distB="0" distL="114300" distR="114300" simplePos="0" relativeHeight="251653120" behindDoc="0" locked="0" layoutInCell="1" allowOverlap="1" wp14:anchorId="04DC2B92" wp14:editId="4856684F">
-                <wp:simplePos x="0" y="0"/>
-                <wp:positionH relativeFrom="column">
-                  <wp:posOffset>1239520</wp:posOffset>
-                </wp:positionH>
-                <wp:positionV relativeFrom="paragraph">
-                  <wp:posOffset>30480</wp:posOffset>
-                </wp:positionV>
-                <wp:extent cx="3628390" cy="1339850"/>
-                <wp:effectExtent l="10795" t="13335" r="8890" b="8890"/>
-                <wp:wrapNone/>
-                <wp:docPr id="8" name="矩形 4"/>
-                <wp:cNvGraphicFramePr>
-                  <a:graphicFrameLocks xmlns:a="http://schemas.openxmlformats.org/drawingml/2006/main"/>
-                </wp:cNvGraphicFramePr>
-                <a:graphic xmlns:a="http://schemas.openxmlformats.org/drawingml/2006/main">
-                  <a:graphicData uri="http://schemas.microsoft.com/office/word/2010/wordprocessingShape">
-                    <wps:wsp>
-                      <wps:cNvSpPr>
-                        <a:spLocks noChangeArrowheads="1"/>
-                      </wps:cNvSpPr>
-                      <wps:spPr bwMode="auto">
-                        <a:xfrm>
-                          <a:off x="0" y="0"/>
-                          <a:ext cx="3628390" cy="1339850"/>
-                        </a:xfrm>
-                        <a:prstGeom prst="rect">
-                          <a:avLst/>
-                        </a:prstGeom>
-                        <a:noFill/>
-                        <a:ln w="9525" cmpd="sng">
-                          <a:solidFill>
-                            <a:srgbClr val="FF0000"/>
-                          </a:solidFill>
-                          <a:miter lim="800000"/>
-                          <a:headEnd/>
-                          <a:tailEnd/>
-                        </a:ln>
-                        <a:effectLst/>
-                        <a:extLst>
-                          <a:ext uri="{909E8E84-426E-40DD-AFC4-6F175D3DCCD1}">
-                            <a14:hiddenFill xmlns:a14="http://schemas.microsoft.com/office/drawing/2010/main">
-                              <a:solidFill>
-                                <a:srgbClr val="FFFFFF"/>
-                              </a:solidFill>
-                            </a14:hiddenFill>
-                          </a:ext>
-                          <a:ext uri="{AF507438-7753-43E0-B8FC-AC1667EBCBE1}">
-                            <a14:hiddenEffects xmlns:a14="http://schemas.microsoft.com/office/drawing/2010/main">
-                              <a:effectLst>
-                                <a:outerShdw dist="35921" dir="2700000" algn="ctr" rotWithShape="0">
-                                  <a:srgbClr val="808080"/>
-                                </a:outerShdw>
-                              </a:effectLst>
-                            </a14:hiddenEffects>
-                          </a:ext>
-                        </a:extLst>
-                      </wps:spPr>
-                      <wps:bodyPr rot="0" vert="horz" wrap="square" lIns="91440" tIns="45720" rIns="91440" bIns="45720" anchor="t" anchorCtr="0" upright="1">
-                        <a:noAutofit/>
-                      </wps:bodyPr>
-                    </wps:wsp>
-                  </a:graphicData>
-                </a:graphic>
-                <wp14:sizeRelH relativeFrom="page">
-                  <wp14:pctWidth>0</wp14:pctWidth>
-                </wp14:sizeRelH>
-                <wp14:sizeRelV relativeFrom="page">
-                  <wp14:pctHeight>0</wp14:pctHeight>
-                </wp14:sizeRelV>
-              </wp:anchor>
-            </w:drawing>
-          </mc:Choice>
-          <mc:Fallback>
-            <w:pict>
-              <v:rect w14:anchorId="5ED75FC8" id="矩形 4" o:spid="_x0000_s1026" style="position:absolute;left:0;text-align:left;margin-left:97.6pt;margin-top:2.4pt;width:285.7pt;height:105.5pt;z-index:251653120;visibility:visible;mso-wrap-style:square;mso-width-percent:0;mso-height-percent:0;mso-wrap-distance-left:9pt;mso-wrap-distance-top:0;mso-wrap-distance-right:9pt;mso-wrap-distance-bottom:0;mso-position-horizontal:absolute;mso-position-horizontal-relative:text;mso-position-vertical:absolute;mso-position-vertical-relative:text;mso-width-percent:0;mso-height-percent:0;mso-width-relative:page;mso-height-relative:page;v-text-anchor:top" o:gfxdata="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" filled="f" strokecolor="red"/>
-            </w:pict>
-          </mc:Fallback>
-        </mc:AlternateContent>
-      </w:r>
-      <w:r>
-        <w:rPr>
-          <w:rFonts w:hint="eastAsia"/>
-          <w:sz w:val="28"/>
-          <w:szCs w:val="28"/>
-        </w:rPr>
-        <w:t>学</w:t>
-      </w:r>
-      <w:r>
-        <w:rPr>
-          <w:rFonts w:hint="eastAsia"/>
-          <w:sz w:val="28"/>
-          <w:szCs w:val="28"/>
-        </w:rPr>
-        <w:t xml:space="preserve">    </w:t>
-      </w:r>
-      <w:r>
-        <w:rPr>
-          <w:rFonts w:hint="eastAsia"/>
-          <w:sz w:val="28"/>
-          <w:szCs w:val="28"/>
-        </w:rPr>
-        <w:t>院：</w:t>
-      </w:r>
-      <w:r>
-        <w:rPr>
-          <w:rFonts w:hint="eastAsia"/>
-          <w:sz w:val="28"/>
-          <w:szCs w:val="28"/>
-          <w:u w:val="single"/>
-        </w:rPr>
-        <w:t xml:space="preserve">   </w:t>
-      </w:r>
-      <w:r>
-        <w:rPr>
-          <w:rFonts w:hint="eastAsia"/>
-          <w:sz w:val="28"/>
-          <w:szCs w:val="28"/>
-          <w:u w:val="single"/>
-        </w:rPr>
-        <w:t>数学与计算机</w:t>
-      </w:r>
-      <w:r>
-        <w:rPr>
-          <w:rFonts w:hint="eastAsia"/>
-          <w:sz w:val="28"/>
-          <w:szCs w:val="28"/>
-          <w:u w:val="single"/>
-        </w:rPr>
-        <w:t xml:space="preserve">    </w:t>
-      </w:r>
-      <w:r>
-        <w:rPr>
-          <w:rFonts w:hint="eastAsia"/>
-          <w:sz w:val="28"/>
-          <w:szCs w:val="28"/>
-        </w:rPr>
-        <w:t>系</w:t>
-      </w:r>
-      <w:r>
-        <w:rPr>
-          <w:rFonts w:hint="eastAsia"/>
-          <w:sz w:val="28"/>
-          <w:szCs w:val="28"/>
-          <w:u w:val="single"/>
-        </w:rPr>
-        <w:t xml:space="preserve"> </w:t>
-      </w:r>
-      <w:r>
-        <w:rPr>
-          <w:rFonts w:hint="eastAsia"/>
-          <w:sz w:val="28"/>
-          <w:szCs w:val="28"/>
-          <w:u w:val="single"/>
-        </w:rPr>
-        <w:t>计算机科学与技术系</w:t>
-      </w:r>
-      <w:r>
-        <w:rPr>
-          <w:rFonts w:hint="eastAsia"/>
-          <w:sz w:val="28"/>
-          <w:szCs w:val="28"/>
-          <w:u w:val="single"/>
-        </w:rPr>
-        <w:t xml:space="preserve"> </w:t>
-      </w:r>
     </w:p>
     <w:p>
       <w:pPr>
@@ -820,15 +275,16 @@
         <w:rPr>
           <w:sz w:val="28"/>
           <w:szCs w:val="28"/>
-        </w:rPr>
-      </w:pPr>
-      <w:r>
-        <w:rPr>
-          <w:rFonts w:hint="eastAsia"/>
-          <w:sz w:val="28"/>
-          <w:szCs w:val="28"/>
-        </w:rPr>
-        <w:t>专</w:t>
+          <w:u w:val="single"/>
+        </w:rPr>
+      </w:pPr>
+      <w:r>
+        <w:rPr>
+          <w:rFonts w:hint="eastAsia"/>
+          <w:sz w:val="28"/>
+          <w:szCs w:val="28"/>
+        </w:rPr>
+        <w:t>学</w:t>
       </w:r>
       <w:r>
         <w:rPr>
@@ -844,42 +300,69 @@
           <w:sz w:val="28"/>
           <w:szCs w:val="28"/>
         </w:rPr>
-        <w:t>业：</w:t>
-      </w:r>
-      <w:r>
-        <w:rPr>
-          <w:rFonts w:hint="eastAsia"/>
-          <w:sz w:val="28"/>
-          <w:szCs w:val="28"/>
-          <w:u w:val="single"/>
-        </w:rPr>
-        <w:t xml:space="preserve">     </w:t>
-      </w:r>
-      <w:r>
-        <w:rPr>
-          <w:sz w:val="28"/>
-          <w:szCs w:val="28"/>
-          <w:u w:val="single"/>
-        </w:rPr>
-        <w:t xml:space="preserve">      </w:t>
-      </w:r>
-      <w:r>
-        <w:rPr>
-          <w:rFonts w:hint="eastAsia"/>
-          <w:sz w:val="28"/>
-          <w:szCs w:val="28"/>
-          <w:u w:val="single"/>
-        </w:rPr>
-        <w:t>计算机科学与技术</w:t>
-      </w:r>
-      <w:r>
-        <w:rPr>
-          <w:rFonts w:hint="eastAsia"/>
-          <w:sz w:val="28"/>
-          <w:szCs w:val="28"/>
-          <w:u w:val="single"/>
-        </w:rPr>
-        <w:t xml:space="preserve">             </w:t>
+        <w:t>院：</w:t>
+      </w:r>
+      <w:r>
+        <w:rPr>
+          <w:rFonts w:hint="eastAsia"/>
+          <w:sz w:val="28"/>
+          <w:szCs w:val="28"/>
+          <w:u w:val="single"/>
+        </w:rPr>
+        <w:t xml:space="preserve">   </w:t>
+      </w:r>
+      <w:r>
+        <w:rPr>
+          <w:rFonts w:hint="eastAsia"/>
+          <w:sz w:val="28"/>
+          <w:szCs w:val="28"/>
+          <w:u w:val="single"/>
+        </w:rPr>
+        <w:t>数学与计算机</w:t>
+      </w:r>
+      <w:r>
+        <w:rPr>
+          <w:rFonts w:hint="eastAsia"/>
+          <w:sz w:val="28"/>
+          <w:szCs w:val="28"/>
+          <w:u w:val="single"/>
+        </w:rPr>
+        <w:t xml:space="preserve">    </w:t>
+      </w:r>
+      <w:r>
+        <w:rPr>
+          <w:rFonts w:hint="eastAsia"/>
+          <w:sz w:val="28"/>
+          <w:szCs w:val="28"/>
+        </w:rPr>
+        <w:t>系</w:t>
+      </w:r>
+      <w:r>
+        <w:rPr>
+          <w:rFonts w:hint="eastAsia"/>
+          <w:sz w:val="28"/>
+          <w:szCs w:val="28"/>
+          <w:u w:val="single"/>
+        </w:rPr>
+        <w:t xml:space="preserve"> </w:t>
+      </w:r>
+      <w:r>
+        <w:rPr>
+          <w:rFonts w:hint="eastAsia"/>
+          <w:sz w:val="28"/>
+          <w:szCs w:val="28"/>
+          <w:u w:val="single"/>
+        </w:rPr>
+        <w:t>计算机科学与技术系</w:t>
+      </w:r>
+      <w:r>
+        <w:rPr>
+          <w:rFonts w:hint="eastAsia"/>
+          <w:sz w:val="28"/>
+          <w:szCs w:val="28"/>
+          <w:u w:val="single"/>
+        </w:rPr>
+        <w:t xml:space="preserve"> </w:t>
       </w:r>
     </w:p>
     <w:p>
@@ -889,16 +372,15 @@
         <w:rPr>
           <w:sz w:val="28"/>
           <w:szCs w:val="28"/>
-          <w:u w:val="single"/>
-        </w:rPr>
-      </w:pPr>
-      <w:r>
-        <w:rPr>
-          <w:rFonts w:hint="eastAsia"/>
-          <w:sz w:val="28"/>
-          <w:szCs w:val="28"/>
-        </w:rPr>
-        <w:t>班</w:t>
+        </w:rPr>
+      </w:pPr>
+      <w:r>
+        <w:rPr>
+          <w:rFonts w:hint="eastAsia"/>
+          <w:sz w:val="28"/>
+          <w:szCs w:val="28"/>
+        </w:rPr>
+        <w:t>专</w:t>
       </w:r>
       <w:r>
         <w:rPr>
@@ -914,7 +396,7 @@
           <w:sz w:val="28"/>
           <w:szCs w:val="28"/>
         </w:rPr>
-        <w:t>级：</w:t>
+        <w:t>业：</w:t>
       </w:r>
       <w:r>
         <w:rPr>
@@ -931,80 +413,25 @@
           <w:szCs w:val="28"/>
           <w:u w:val="single"/>
         </w:rPr>
-        <w:t xml:space="preserve">  </w:t>
-      </w:r>
-      <w:r>
-        <w:rPr>
-          <w:color w:val="0000FF"/>
-          <w:sz w:val="28"/>
-          <w:szCs w:val="28"/>
-          <w:u w:val="single"/>
-        </w:rPr>
-        <w:t xml:space="preserve"> </w:t>
-      </w:r>
-      <w:r>
-        <w:rPr>
-          <w:rFonts w:hint="eastAsia"/>
-          <w:color w:val="0000FF"/>
-          <w:sz w:val="28"/>
-          <w:szCs w:val="28"/>
-          <w:u w:val="single"/>
-        </w:rPr>
-        <w:t>计算机科学与技术</w:t>
-      </w:r>
-      <w:r>
-        <w:rPr>
-          <w:color w:val="0000FF"/>
-          <w:sz w:val="28"/>
-          <w:szCs w:val="28"/>
-          <w:u w:val="single"/>
-        </w:rPr>
-        <w:t xml:space="preserve"> </w:t>
-      </w:r>
-      <w:r>
-        <w:rPr>
-          <w:color w:val="0000FF"/>
-          <w:sz w:val="28"/>
-          <w:szCs w:val="28"/>
-          <w:u w:val="single"/>
-        </w:rPr>
-        <w:t>2</w:t>
-      </w:r>
-      <w:r>
-        <w:rPr>
-          <w:color w:val="0000FF"/>
-          <w:sz w:val="28"/>
-          <w:szCs w:val="28"/>
-          <w:u w:val="single"/>
-        </w:rPr>
-        <w:t>31</w:t>
-      </w:r>
-      <w:r>
-        <w:rPr>
-          <w:rFonts w:hint="eastAsia"/>
-          <w:color w:val="0000FF"/>
-          <w:sz w:val="28"/>
-          <w:szCs w:val="28"/>
-          <w:u w:val="single"/>
-        </w:rPr>
-        <w:t>班</w:t>
-      </w:r>
-      <w:r>
-        <w:rPr>
-          <w:rFonts w:hint="eastAsia"/>
-          <w:sz w:val="28"/>
-          <w:szCs w:val="28"/>
-          <w:u w:val="single"/>
-        </w:rPr>
-        <w:t xml:space="preserve">       </w:t>
-      </w:r>
-      <w:r>
-        <w:rPr>
-          <w:sz w:val="28"/>
-          <w:szCs w:val="28"/>
-          <w:u w:val="single"/>
-        </w:rPr>
-        <w:t xml:space="preserve">   </w:t>
+        <w:t xml:space="preserve">      </w:t>
+      </w:r>
+      <w:r>
+        <w:rPr>
+          <w:rFonts w:hint="eastAsia"/>
+          <w:sz w:val="28"/>
+          <w:szCs w:val="28"/>
+          <w:u w:val="single"/>
+        </w:rPr>
+        <w:t>数据科学与大数据技术</w:t>
+      </w:r>
+      <w:r>
+        <w:rPr>
+          <w:rFonts w:hint="eastAsia"/>
+          <w:sz w:val="28"/>
+          <w:szCs w:val="28"/>
+          <w:u w:val="single"/>
+        </w:rPr>
+        <w:t xml:space="preserve">          </w:t>
       </w:r>
     </w:p>
     <w:p>
@@ -1014,6 +441,111 @@
         <w:rPr>
           <w:sz w:val="28"/>
           <w:szCs w:val="28"/>
+          <w:u w:val="single"/>
+        </w:rPr>
+      </w:pPr>
+      <w:r>
+        <w:rPr>
+          <w:rFonts w:hint="eastAsia"/>
+          <w:sz w:val="28"/>
+          <w:szCs w:val="28"/>
+        </w:rPr>
+        <w:t>班</w:t>
+      </w:r>
+      <w:r>
+        <w:rPr>
+          <w:rFonts w:hint="eastAsia"/>
+          <w:sz w:val="28"/>
+          <w:szCs w:val="28"/>
+        </w:rPr>
+        <w:t xml:space="preserve">    </w:t>
+      </w:r>
+      <w:r>
+        <w:rPr>
+          <w:rFonts w:hint="eastAsia"/>
+          <w:sz w:val="28"/>
+          <w:szCs w:val="28"/>
+        </w:rPr>
+        <w:t>级：</w:t>
+      </w:r>
+      <w:r>
+        <w:rPr>
+          <w:rFonts w:hint="eastAsia"/>
+          <w:sz w:val="28"/>
+          <w:szCs w:val="28"/>
+          <w:u w:val="single"/>
+        </w:rPr>
+        <w:t xml:space="preserve">     </w:t>
+      </w:r>
+      <w:r>
+        <w:rPr>
+          <w:sz w:val="28"/>
+          <w:szCs w:val="28"/>
+          <w:u w:val="single"/>
+        </w:rPr>
+        <w:t xml:space="preserve">  </w:t>
+      </w:r>
+      <w:r>
+        <w:rPr>
+          <w:color w:val="0000FF"/>
+          <w:sz w:val="28"/>
+          <w:szCs w:val="28"/>
+          <w:u w:val="single"/>
+        </w:rPr>
+        <w:t xml:space="preserve"> </w:t>
+      </w:r>
+      <w:r>
+        <w:rPr>
+          <w:rFonts w:hint="eastAsia"/>
+          <w:sz w:val="28"/>
+          <w:szCs w:val="28"/>
+          <w:u w:val="single"/>
+        </w:rPr>
+        <w:t>数据科学与大数据技术</w:t>
+      </w:r>
+      <w:r>
+        <w:rPr>
+          <w:rFonts w:hint="eastAsia"/>
+          <w:sz w:val="28"/>
+          <w:szCs w:val="28"/>
+          <w:u w:val="single"/>
+        </w:rPr>
+        <w:t>231</w:t>
+      </w:r>
+      <w:r>
+        <w:rPr>
+          <w:rFonts w:hint="eastAsia"/>
+          <w:sz w:val="28"/>
+          <w:szCs w:val="28"/>
+          <w:u w:val="single"/>
+        </w:rPr>
+        <w:t>班</w:t>
+      </w:r>
+      <w:r>
+        <w:rPr>
+          <w:rFonts w:hint="eastAsia"/>
+          <w:sz w:val="28"/>
+          <w:szCs w:val="28"/>
+          <w:u w:val="single"/>
+        </w:rPr>
+        <w:t xml:space="preserve">    </w:t>
+      </w:r>
+      <w:r>
+        <w:rPr>
+          <w:sz w:val="28"/>
+          <w:szCs w:val="28"/>
+          <w:u w:val="single"/>
+        </w:rPr>
+        <w:t xml:space="preserve">   </w:t>
+      </w:r>
+    </w:p>
+    <w:p>
+      <w:pPr>
+        <w:spacing w:beforeLines="50" w:before="156" w:afterLines="50" w:after="156" w:line="480" w:lineRule="auto"/>
+        <w:ind w:left="0" w:firstLineChars="150" w:firstLine="420"/>
+        <w:rPr>
+          <w:sz w:val="28"/>
+          <w:szCs w:val="28"/>
         </w:rPr>
       </w:pPr>
       <w:r>
@@ -1074,24 +606,34 @@
           <w:szCs w:val="28"/>
           <w:u w:val="single"/>
         </w:rPr>
-        <w:t>学生名字</w:t>
-      </w:r>
-      <w:r>
-        <w:rPr>
-          <w:rFonts w:hint="eastAsia"/>
-          <w:sz w:val="28"/>
-          <w:szCs w:val="28"/>
-          <w:u w:val="single"/>
-        </w:rPr>
-        <w:t xml:space="preserve">                       </w:t>
-      </w:r>
-      <w:r>
-        <w:rPr>
-          <w:sz w:val="28"/>
-          <w:szCs w:val="28"/>
-          <w:u w:val="single"/>
-        </w:rPr>
-        <w:t xml:space="preserve">  </w:t>
+        <w:t xml:space="preserve">         </w:t>
+      </w:r>
+      <w:r>
+        <w:rPr>
+          <w:rFonts w:hint="eastAsia"/>
+          <w:color w:val="000000" w:themeColor="text1"/>
+          <w:sz w:val="28"/>
+          <w:szCs w:val="28"/>
+          <w:u w:val="single"/>
+        </w:rPr>
+        <w:t>郭峰</w:t>
+      </w:r>
+      <w:r>
+        <w:rPr>
+          <w:rFonts w:hint="eastAsia"/>
+          <w:sz w:val="28"/>
+          <w:szCs w:val="28"/>
+          <w:u w:val="single"/>
+        </w:rPr>
+        <w:t xml:space="preserve">                   </w:t>
+      </w:r>
+      <w:r>
+        <w:rPr>
+          <w:sz w:val="28"/>
+          <w:szCs w:val="28"/>
+          <w:u w:val="single"/>
+        </w:rPr>
+        <w:t xml:space="preserve"> </w:t>
       </w:r>
       <w:r>
         <w:rPr>
@@ -1127,7 +669,32 @@
           <w:szCs w:val="28"/>
           <w:u w:val="single"/>
         </w:rPr>
-        <w:t xml:space="preserve">                                         </w:t>
+        <w:t xml:space="preserve">         </w:t>
+      </w:r>
+      <w:r>
+        <w:rPr>
+          <w:sz w:val="28"/>
+          <w:szCs w:val="28"/>
+          <w:u w:val="single"/>
+        </w:rPr>
+        <w:t xml:space="preserve">PP Chat </w:t>
+      </w:r>
+      <w:r>
+        <w:rPr>
+          <w:sz w:val="28"/>
+          <w:szCs w:val="28"/>
+          <w:u w:val="single"/>
+        </w:rPr>
+        <w:t>在线聊天系统</w:t>
+      </w:r>
+      <w:r>
+        <w:rPr>
+          <w:rFonts w:hint="eastAsia"/>
+          <w:sz w:val="28"/>
+          <w:szCs w:val="28"/>
+          <w:u w:val="single"/>
+        </w:rPr>
+        <w:t xml:space="preserve">            </w:t>
       </w:r>
     </w:p>
     <w:p>
@@ -1155,33 +722,87 @@
           <w:szCs w:val="28"/>
           <w:u w:val="single"/>
         </w:rPr>
-        <w:t xml:space="preserve">          </w:t>
-      </w:r>
-      <w:r>
-        <w:rPr>
-          <w:sz w:val="28"/>
-          <w:szCs w:val="28"/>
-          <w:u w:val="single"/>
-        </w:rPr>
-        <w:t xml:space="preserve">     </w:t>
-      </w:r>
-      <w:r>
-        <w:rPr>
-          <w:rFonts w:hint="eastAsia"/>
-          <w:sz w:val="28"/>
-          <w:szCs w:val="28"/>
-          <w:u w:val="single"/>
-        </w:rPr>
-        <w:t>任课教师名字</w:t>
-      </w:r>
-      <w:r>
-        <w:rPr>
-          <w:rFonts w:hint="eastAsia"/>
-          <w:sz w:val="28"/>
-          <w:szCs w:val="28"/>
-          <w:u w:val="single"/>
-        </w:rPr>
-        <w:t xml:space="preserve">              </w:t>
+        <w:t xml:space="preserve">         </w:t>
+      </w:r>
+      <w:r>
+        <w:rPr>
+          <w:rFonts w:hint="eastAsia"/>
+          <w:sz w:val="28"/>
+          <w:szCs w:val="28"/>
+          <w:u w:val="single"/>
+        </w:rPr>
+        <w:t xml:space="preserve">   </w:t>
+      </w:r>
+      <w:r>
+        <w:rPr>
+          <w:rFonts w:hint="eastAsia"/>
+          <w:sz w:val="28"/>
+          <w:szCs w:val="28"/>
+          <w:u w:val="single"/>
+        </w:rPr>
+        <w:t xml:space="preserve"> </w:t>
+      </w:r>
+      <w:r>
+        <w:rPr>
+          <w:sz w:val="28"/>
+          <w:szCs w:val="28"/>
+          <w:u w:val="single"/>
+        </w:rPr>
+        <w:t xml:space="preserve">  </w:t>
+      </w:r>
+      <w:r>
+        <w:rPr>
+          <w:rFonts w:hint="eastAsia"/>
+          <w:sz w:val="28"/>
+          <w:szCs w:val="28"/>
+          <w:u w:val="single"/>
+        </w:rPr>
+        <w:t>刘涛</w:t>
+      </w:r>
+      <w:r>
+        <w:rPr>
+          <w:rFonts w:hint="eastAsia"/>
+          <w:sz w:val="28"/>
+          <w:szCs w:val="28"/>
+          <w:u w:val="single"/>
+        </w:rPr>
+        <w:t xml:space="preserve">, </w:t>
+      </w:r>
+      <w:r>
+        <w:rPr>
+          <w:rFonts w:hint="eastAsia"/>
+          <w:sz w:val="28"/>
+          <w:szCs w:val="28"/>
+          <w:u w:val="single"/>
+        </w:rPr>
+        <w:t>万明</w:t>
+      </w:r>
+      <w:r>
+        <w:rPr>
+          <w:rFonts w:hint="eastAsia"/>
+          <w:sz w:val="28"/>
+          <w:szCs w:val="28"/>
+          <w:u w:val="single"/>
+        </w:rPr>
+        <w:t xml:space="preserve">           </w:t>
+      </w:r>
+      <w:r>
+        <w:rPr>
+          <w:rFonts w:hint="eastAsia"/>
+          <w:sz w:val="28"/>
+          <w:szCs w:val="28"/>
+          <w:u w:val="single"/>
+        </w:rPr>
+        <w:t xml:space="preserve">   </w:t>
+      </w:r>
+      <w:r>
+        <w:rPr>
+          <w:rFonts w:hint="eastAsia"/>
+          <w:sz w:val="28"/>
+          <w:szCs w:val="28"/>
+          <w:u w:val="single"/>
+        </w:rPr>
+        <w:t xml:space="preserve">  </w:t>
       </w:r>
     </w:p>
     <w:p>
@@ -1208,10 +829,20 @@
           <w:szCs w:val="28"/>
           <w:u w:val="single"/>
         </w:rPr>
-        <w:t xml:space="preserve">         </w:t>
-      </w:r>
-      <w:r>
-        <w:rPr>
+        <w:t xml:space="preserve">  </w:t>
+      </w:r>
+      <w:r>
+        <w:rPr>
+          <w:rFonts w:hint="eastAsia"/>
+          <w:sz w:val="28"/>
+          <w:szCs w:val="28"/>
+          <w:u w:val="single"/>
+        </w:rPr>
+        <w:t>2025</w:t>
+      </w:r>
+      <w:r>
+        <w:rPr>
+          <w:rFonts w:hint="eastAsia"/>
           <w:sz w:val="28"/>
           <w:szCs w:val="28"/>
           <w:u w:val="single"/>
@@ -1220,6 +851,14 @@
       </w:r>
       <w:r>
         <w:rPr>
+          <w:sz w:val="28"/>
+          <w:szCs w:val="28"/>
+          <w:u w:val="single"/>
+        </w:rPr>
+        <w:t xml:space="preserve"> </w:t>
+      </w:r>
+      <w:r>
+        <w:rPr>
           <w:rFonts w:hint="eastAsia"/>
           <w:sz w:val="28"/>
           <w:szCs w:val="28"/>
@@ -1241,14 +880,6 @@
           <w:szCs w:val="28"/>
           <w:u w:val="single"/>
         </w:rPr>
-        <w:t xml:space="preserve">       </w:t>
-      </w:r>
-      <w:r>
-        <w:rPr>
-          <w:sz w:val="28"/>
-          <w:szCs w:val="28"/>
-          <w:u w:val="single"/>
-        </w:rPr>
         <w:t xml:space="preserve"> </w:t>
       </w:r>
       <w:r>
@@ -1256,6 +887,23 @@
           <w:rFonts w:hint="eastAsia"/>
           <w:sz w:val="28"/>
           <w:szCs w:val="28"/>
+          <w:u w:val="single"/>
+        </w:rPr>
+        <w:t>2026</w:t>
+      </w:r>
+      <w:r>
+        <w:rPr>
+          <w:sz w:val="28"/>
+          <w:szCs w:val="28"/>
+          <w:u w:val="single"/>
+        </w:rPr>
+        <w:t xml:space="preserve"> </w:t>
+      </w:r>
+      <w:r>
+        <w:rPr>
+          <w:rFonts w:hint="eastAsia"/>
+          <w:sz w:val="28"/>
+          <w:szCs w:val="28"/>
         </w:rPr>
         <w:t>年</w:t>
       </w:r>
@@ -1266,7 +914,25 @@
           <w:szCs w:val="28"/>
           <w:u w:val="single"/>
         </w:rPr>
-        <w:t xml:space="preserve">          </w:t>
+        <w:t xml:space="preserve">     </w:t>
+      </w:r>
+      <w:r>
+        <w:rPr>
+          <w:rFonts w:hint="eastAsia"/>
+          <w:sz w:val="28"/>
+          <w:szCs w:val="28"/>
+          <w:u w:val="single"/>
+        </w:rPr>
+        <w:t>2</w:t>
+      </w:r>
+      <w:r>
+        <w:rPr>
+          <w:rFonts w:hint="eastAsia"/>
+          <w:sz w:val="28"/>
+          <w:szCs w:val="28"/>
+          <w:u w:val="single"/>
+        </w:rPr>
+        <w:t xml:space="preserve">   </w:t>
       </w:r>
       <w:r>
         <w:rPr>
@@ -1293,7 +959,7 @@
         <w:ind w:left="312" w:hanging="312"/>
         <w:jc w:val="center"/>
         <w:rPr>
-          <w:rFonts w:ascii="宋体" w:hAnsi="宋体"/>
+          <w:rFonts w:ascii="宋体" w:hAnsi="宋体" w:hint="eastAsia"/>
           <w:sz w:val="28"/>
           <w:szCs w:val="28"/>
         </w:rPr>
@@ -1451,61 +1117,39 @@
       <w:pPr>
         <w:spacing w:before="0" w:after="0"/>
         <w:ind w:left="0" w:firstLine="454"/>
-      </w:pPr>
-      <w:r>
-        <w:rPr>
-          <w:rFonts w:hint="eastAsia"/>
-        </w:rPr>
-        <w:t>提示：不少于</w:t>
-      </w:r>
-      <w:r>
-        <w:rPr>
-          <w:rFonts w:hint="eastAsia"/>
-        </w:rPr>
-        <w:t>500</w:t>
-      </w:r>
-      <w:r>
-        <w:rPr>
-          <w:rFonts w:hint="eastAsia"/>
-        </w:rPr>
-        <w:t>字。可阐述遇到的问题，解决问题的思路、过程或办法等。</w:t>
-      </w:r>
-      <w:r>
-        <w:rPr>
-          <w:rFonts w:hint="eastAsia"/>
-          <w:b/>
-          <w:bCs/>
-        </w:rPr>
-        <w:t>正反打印，不</w:t>
-      </w:r>
-      <w:r>
-        <w:rPr>
-          <w:rFonts w:hint="eastAsia"/>
-          <w:b/>
-          <w:bCs/>
-        </w:rPr>
-        <w:t>要</w:t>
-      </w:r>
-      <w:r>
-        <w:rPr>
-          <w:rFonts w:hint="eastAsia"/>
-          <w:b/>
-          <w:bCs/>
-        </w:rPr>
-        <w:t>装订</w:t>
-      </w:r>
-      <w:r>
-        <w:rPr>
-          <w:rFonts w:hint="eastAsia"/>
-          <w:b/>
-        </w:rPr>
-        <w:t>阅读后请删除</w:t>
-      </w:r>
-      <w:r>
-        <w:rPr>
-          <w:rFonts w:hint="eastAsia"/>
-        </w:rPr>
-        <w:t>！</w:t>
+        <w:rPr>
+          <w:rFonts w:hint="eastAsia"/>
+        </w:rPr>
+      </w:pPr>
+      <w:r>
+        <w:rPr>
+          <w:rFonts w:hint="eastAsia"/>
+        </w:rPr>
+        <w:t>在本次《</w:t>
+      </w:r>
+      <w:r>
+        <w:rPr>
+          <w:rFonts w:hint="eastAsia"/>
+        </w:rPr>
+        <w:t>WEB</w:t>
+      </w:r>
+      <w:r>
+        <w:rPr>
+          <w:rFonts w:hint="eastAsia"/>
+        </w:rPr>
+        <w:t>程序设计》大作业中，我主要负责语音消息模块，同时也参与了项目统筹、联调和部署过程。相比普通的登录、增删改查功能，我认为语音模块更有挑战性，因为它涉及浏览器端音频采集、</w:t>
+      </w:r>
+      <w:r>
+        <w:rPr>
+          <w:rFonts w:hint="eastAsia"/>
+        </w:rPr>
+        <w:t xml:space="preserve">WebSocket </w:t>
+      </w:r>
+      <w:r>
+        <w:rPr>
+          <w:rFonts w:hint="eastAsia"/>
+        </w:rPr>
+        <w:t>实时传输、后端文件处理和前端播放展示等多个环节，任何一个环节出问题，最终功能都无法真正跑通。</w:t>
       </w:r>
     </w:p>
     <w:p>
@@ -1513,6 +1157,337 @@
         <w:spacing w:before="0" w:after="0"/>
         <w:ind w:left="0" w:firstLine="454"/>
       </w:pPr>
+    </w:p>
+    <w:p>
+      <w:pPr>
+        <w:spacing w:before="0" w:after="0"/>
+        <w:ind w:left="0" w:firstLine="454"/>
+        <w:rPr>
+          <w:rFonts w:hint="eastAsia"/>
+        </w:rPr>
+      </w:pPr>
+      <w:r>
+        <w:rPr>
+          <w:rFonts w:hint="eastAsia"/>
+        </w:rPr>
+        <w:t>一开始我对语音消息的理解比较简单，觉得“录完音上传一下就行”。但在真正实现时，我很快发现语音消息并不是一个孤立功能，而是必须嵌入现有聊天架构中。如果单独做成一个上传接口，会和现有文本消息链路割裂，前端也要额外处理很多状态。后来我逐渐意识到，更合理的做法是把语音消息视为“消息的一种类型”，让它和文本消息共用同一套</w:t>
+      </w:r>
+      <w:r>
+        <w:rPr>
+          <w:rFonts w:hint="eastAsia"/>
+        </w:rPr>
+        <w:t xml:space="preserve"> WebSocket </w:t>
+      </w:r>
+      <w:r>
+        <w:rPr>
+          <w:rFonts w:hint="eastAsia"/>
+        </w:rPr>
+        <w:t>通道、数据库结构和消息渲染逻辑。这个思路的变化，对我理解系统设计帮助很大。</w:t>
+      </w:r>
+    </w:p>
+    <w:p>
+      <w:pPr>
+        <w:spacing w:before="0" w:after="0"/>
+        <w:ind w:left="0" w:firstLine="454"/>
+      </w:pPr>
+    </w:p>
+    <w:p>
+      <w:pPr>
+        <w:spacing w:before="0" w:after="0"/>
+        <w:ind w:left="0" w:firstLine="454"/>
+        <w:rPr>
+          <w:rFonts w:hint="eastAsia"/>
+        </w:rPr>
+      </w:pPr>
+      <w:r>
+        <w:rPr>
+          <w:rFonts w:hint="eastAsia"/>
+        </w:rPr>
+        <w:t>在实现过程中，我遇到的第一个明显问题是浏览器录音。文本消息只需要读取输入框内容，但语音消息必须先向浏览器申请麦克风权限，再通过</w:t>
+      </w:r>
+      <w:r>
+        <w:rPr>
+          <w:rFonts w:hint="eastAsia"/>
+        </w:rPr>
+        <w:t xml:space="preserve"> MediaRecorder </w:t>
+      </w:r>
+      <w:r>
+        <w:rPr>
+          <w:rFonts w:hint="eastAsia"/>
+        </w:rPr>
+        <w:t>获取音频流。最初项目直接部署到服务器上时并没有配置</w:t>
+      </w:r>
+      <w:r>
+        <w:rPr>
+          <w:rFonts w:hint="eastAsia"/>
+        </w:rPr>
+        <w:t xml:space="preserve"> HTTPS</w:t>
+      </w:r>
+      <w:r>
+        <w:rPr>
+          <w:rFonts w:hint="eastAsia"/>
+        </w:rPr>
+        <w:t>，结果浏览器会因为安全策略限制，拒绝在非安全上下文中调用麦克风功能，这导致语音录制根本无法正常使用。后来在补上</w:t>
+      </w:r>
+      <w:r>
+        <w:rPr>
+          <w:rFonts w:hint="eastAsia"/>
+        </w:rPr>
+        <w:t xml:space="preserve"> Nginx </w:t>
+      </w:r>
+      <w:r>
+        <w:rPr>
+          <w:rFonts w:hint="eastAsia"/>
+        </w:rPr>
+        <w:t>反向代理和</w:t>
+      </w:r>
+      <w:r>
+        <w:rPr>
+          <w:rFonts w:hint="eastAsia"/>
+        </w:rPr>
+        <w:t xml:space="preserve"> HTTPS </w:t>
+      </w:r>
+      <w:r>
+        <w:rPr>
+          <w:rFonts w:hint="eastAsia"/>
+        </w:rPr>
+        <w:t>证书之后，麦克风权限问题才真正解决。这个过程让我很直观地认识到，某些前端功能不只是代码写对就行，还依赖部署环境是否满足浏览器的安全要求。除此之外，我还发现“录下来以后怎么处理”同样重要。例如录音过短时没有意义，录音过长又可能导致传输过慢，所以最终增加了最短和最长时长控制，并且在界面上给出倒计时提示。这让我体会到，好的功能实现不只是底层代码跑通，还要兼顾交互体验。</w:t>
+      </w:r>
+    </w:p>
+    <w:p>
+      <w:pPr>
+        <w:spacing w:before="0" w:after="0"/>
+        <w:ind w:left="0" w:firstLine="454"/>
+      </w:pPr>
+    </w:p>
+    <w:p>
+      <w:pPr>
+        <w:spacing w:before="0" w:after="0"/>
+        <w:ind w:left="0" w:firstLine="454"/>
+        <w:rPr>
+          <w:rFonts w:hint="eastAsia"/>
+        </w:rPr>
+      </w:pPr>
+      <w:r>
+        <w:rPr>
+          <w:rFonts w:hint="eastAsia"/>
+        </w:rPr>
+        <w:t>第二个让我印象很深的问题是消息体积控制。最开始我尝试直接把语音消息用</w:t>
+      </w:r>
+      <w:r>
+        <w:rPr>
+          <w:rFonts w:hint="eastAsia"/>
+        </w:rPr>
+        <w:t xml:space="preserve"> Base64 </w:t>
+      </w:r>
+      <w:r>
+        <w:rPr>
+          <w:rFonts w:hint="eastAsia"/>
+        </w:rPr>
+        <w:t>编码后存放进</w:t>
+      </w:r>
+      <w:r>
+        <w:rPr>
+          <w:rFonts w:hint="eastAsia"/>
+        </w:rPr>
+        <w:t xml:space="preserve"> MySQL</w:t>
+      </w:r>
+      <w:r>
+        <w:rPr>
+          <w:rFonts w:hint="eastAsia"/>
+        </w:rPr>
+        <w:t>，虽然实现简单，但很快就发现数据库膨胀得非常明显：语音本身就是大对象，再经过</w:t>
+      </w:r>
+      <w:r>
+        <w:rPr>
+          <w:rFonts w:hint="eastAsia"/>
+        </w:rPr>
+        <w:t xml:space="preserve"> Base64 </w:t>
+      </w:r>
+      <w:r>
+        <w:rPr>
+          <w:rFonts w:hint="eastAsia"/>
+        </w:rPr>
+        <w:t>编码后体积会进一步增大，导致数据库记录非常笨重，查询、导出和后台查看都会受影响。后来我调整思路，不再把完整</w:t>
+      </w:r>
+      <w:r>
+        <w:rPr>
+          <w:rFonts w:hint="eastAsia"/>
+        </w:rPr>
+        <w:t xml:space="preserve"> Base64 </w:t>
+      </w:r>
+      <w:r>
+        <w:rPr>
+          <w:rFonts w:hint="eastAsia"/>
+        </w:rPr>
+        <w:t>原文长期保存在数据库，而是改成“文件落盘、数据库只存</w:t>
+      </w:r>
+      <w:r>
+        <w:rPr>
+          <w:rFonts w:hint="eastAsia"/>
+        </w:rPr>
+        <w:t xml:space="preserve"> URL</w:t>
+      </w:r>
+      <w:r>
+        <w:rPr>
+          <w:rFonts w:hint="eastAsia"/>
+        </w:rPr>
+        <w:t>”的方案。与此同时，在实际发送文件的过程中我还发现，如果录音时长过长，消息发送容易出现不完整、传输失败或处理超时等问题。为了解决这个问题，最终将单条语音时长限制为</w:t>
+      </w:r>
+      <w:r>
+        <w:rPr>
+          <w:rFonts w:hint="eastAsia"/>
+        </w:rPr>
+        <w:t xml:space="preserve"> 10 </w:t>
+      </w:r>
+      <w:r>
+        <w:rPr>
+          <w:rFonts w:hint="eastAsia"/>
+        </w:rPr>
+        <w:t>秒，这样既控制了消息大小，也提高了发送成功率和播放体验。这个过程让我认识到：很多线上问题并不是“代码语法错了”，而是数据</w:t>
+      </w:r>
+      <w:r>
+        <w:rPr>
+          <w:rFonts w:hint="eastAsia"/>
+        </w:rPr>
+        <w:lastRenderedPageBreak/>
+        <w:t>体积、传输方式和运行环境之间没有平衡好。</w:t>
+      </w:r>
+    </w:p>
+    <w:p>
+      <w:pPr>
+        <w:spacing w:before="0" w:after="0"/>
+        <w:ind w:left="0" w:firstLine="454"/>
+      </w:pPr>
+    </w:p>
+    <w:p>
+      <w:pPr>
+        <w:spacing w:before="0" w:after="0"/>
+        <w:ind w:left="0" w:firstLine="454"/>
+        <w:rPr>
+          <w:rFonts w:hint="eastAsia"/>
+        </w:rPr>
+      </w:pPr>
+      <w:r>
+        <w:rPr>
+          <w:rFonts w:hint="eastAsia"/>
+        </w:rPr>
+        <w:t>此外，在项目进入后期后，我还参与了线上部署。将项目真正部署到服务器、绑定域名、配置</w:t>
+      </w:r>
+      <w:r>
+        <w:rPr>
+          <w:rFonts w:hint="eastAsia"/>
+        </w:rPr>
+        <w:t xml:space="preserve"> Nginx</w:t>
+      </w:r>
+      <w:r>
+        <w:rPr>
+          <w:rFonts w:hint="eastAsia"/>
+        </w:rPr>
+        <w:t>、申请</w:t>
+      </w:r>
+      <w:r>
+        <w:rPr>
+          <w:rFonts w:hint="eastAsia"/>
+        </w:rPr>
+        <w:t xml:space="preserve"> HTTPS </w:t>
+      </w:r>
+      <w:r>
+        <w:rPr>
+          <w:rFonts w:hint="eastAsia"/>
+        </w:rPr>
+        <w:t>证书，这些步骤和本地开发完全不同。特别是在证书申请时，因为</w:t>
+      </w:r>
+      <w:r>
+        <w:rPr>
+          <w:rFonts w:hint="eastAsia"/>
+        </w:rPr>
+        <w:t xml:space="preserve"> 80 </w:t>
+      </w:r>
+      <w:r>
+        <w:rPr>
+          <w:rFonts w:hint="eastAsia"/>
+        </w:rPr>
+        <w:t>端口没有放开，导致</w:t>
+      </w:r>
+      <w:r>
+        <w:rPr>
+          <w:rFonts w:hint="eastAsia"/>
+        </w:rPr>
+        <w:t xml:space="preserve"> Certbot </w:t>
+      </w:r>
+      <w:r>
+        <w:rPr>
+          <w:rFonts w:hint="eastAsia"/>
+        </w:rPr>
+        <w:t>验证超时。这个问题让我明白，项目从“代码完成”到“可被访问”之间，还有完整的一层部署与运维工作。以前做实验常常只停留在本地运行成功，这次则更真实地接触到了完整交付流程。</w:t>
+      </w:r>
+    </w:p>
+    <w:p>
+      <w:pPr>
+        <w:spacing w:before="0" w:after="0"/>
+        <w:ind w:left="0" w:firstLine="454"/>
+      </w:pPr>
+    </w:p>
+    <w:p>
+      <w:pPr>
+        <w:spacing w:before="0" w:after="0"/>
+        <w:ind w:left="0" w:firstLine="454"/>
+      </w:pPr>
+      <w:r>
+        <w:rPr>
+          <w:rFonts w:hint="eastAsia"/>
+        </w:rPr>
+        <w:t>总体来说，这次大作业让我最大的收获不是单一学会了某个</w:t>
+      </w:r>
+      <w:r>
+        <w:rPr>
+          <w:rFonts w:hint="eastAsia"/>
+        </w:rPr>
+        <w:t xml:space="preserve"> API</w:t>
+      </w:r>
+      <w:r>
+        <w:rPr>
+          <w:rFonts w:hint="eastAsia"/>
+        </w:rPr>
+        <w:t>，而是更深刻地理解了一个完整</w:t>
+      </w:r>
+      <w:r>
+        <w:rPr>
+          <w:rFonts w:hint="eastAsia"/>
+        </w:rPr>
+        <w:t xml:space="preserve"> Web </w:t>
+      </w:r>
+      <w:r>
+        <w:rPr>
+          <w:rFonts w:hint="eastAsia"/>
+        </w:rPr>
+        <w:t>项目是如何从需求、设计、编码、联调、测试一路走到部署上线的。语音模块虽然只是六个分工模块中的一个，但它横跨前端、后端、实时通信和文件存储四个方面，对我锻炼非常大。通过这次实践，我对</w:t>
+      </w:r>
+      <w:r>
+        <w:rPr>
+          <w:rFonts w:hint="eastAsia"/>
+        </w:rPr>
+        <w:t xml:space="preserve"> Spring Boot </w:t>
+      </w:r>
+      <w:r>
+        <w:rPr>
+          <w:rFonts w:hint="eastAsia"/>
+        </w:rPr>
+        <w:t>项目结构、</w:t>
+      </w:r>
+      <w:r>
+        <w:rPr>
+          <w:rFonts w:hint="eastAsia"/>
+        </w:rPr>
+        <w:t xml:space="preserve">WebSocket </w:t>
+      </w:r>
+      <w:r>
+        <w:rPr>
+          <w:rFonts w:hint="eastAsia"/>
+        </w:rPr>
+        <w:t>通信流程、文件上传处理以及系统部署都有了更扎实的认识。以后如果再做类似项目，我会更加重视前期设计和后期联调，也会更主动地从整体角度思考问题，而不是只盯着某一段代码。</w:t>
+      </w:r>
     </w:p>
     <w:sectPr>
       <w:footerReference w:type="default" r:id="rId8"/>
@@ -1529,7 +1504,7 @@
 </file>
 
 <file path=word/endnotes.xml><?xml version="1.0" encoding="utf-8"?>
-<w:endnotes xmlns:wpc="http://schemas.microsoft.com/office/word/2010/wordprocessingCanvas" xmlns:cx="http://schemas.microsoft.com/office/drawing/2014/chartex" xmlns:cx1="http://schemas.microsoft.com/office/drawing/2015/9/8/chartex" xmlns:cx2="http://schemas.microsoft.com/office/drawing/2015/10/21/chartex" xmlns:cx3="http://schemas.microsoft.com/office/drawing/2016/5/9/chartex" xmlns:cx4="http://schemas.microsoft.com/office/drawing/2016/5/10/chartex" xmlns:cx5="http://schemas.microsoft.com/office/drawing/2016/5/11/chartex" xmlns:cx6="http://schemas.microsoft.com/office/drawing/2016/5/12/chartex" xmlns:cx7="http://schemas.microsoft.com/office/drawing/2016/5/13/chartex" xmlns:cx8="http://schemas.microsoft.com/office/drawing/2016/5/14/chartex" xmlns:mc="http://schemas.openxmlformats.org/markup-compatibility/2006" xmlns:aink="http://schemas.microsoft.com/office/drawing/2016/ink" xmlns:am3d="http://schemas.microsoft.com/office/drawing/2017/model3d" xmlns:o="urn:schemas-microsoft-com:office:office" xmlns:r="http://schemas.openxmlformats.org/officeDocument/2006/relationships" xmlns:m="http://schemas.openxmlformats.org/officeDocument/2006/math" xmlns:v="urn:schemas-microsoft-com:vml" xmlns:wp14="http://schemas.microsoft.com/office/word/2010/wordprocessingDrawing" xmlns:wp="http://schemas.openxmlformats.org/drawingml/2006/wordprocessingDrawing" xmlns:w10="urn:schemas-microsoft-com:office:word" xmlns:w="http://schemas.openxmlformats.org/wordprocessingml/2006/main" xmlns:w14="http://schemas.microsoft.com/office/word/2010/wordml" xmlns:w15="http://schemas.microsoft.com/office/word/2012/wordml" xmlns:w16cex="http://schemas.microsoft.com/office/word/2018/wordml/cex" xmlns:w16cid="http://schemas.microsoft.com/office/word/2016/wordml/cid" xmlns:w16="http://schemas.microsoft.com/office/word/2018/wordml" xmlns:w16sdtdh="http://schemas.microsoft.com/office/word/2020/wordml/sdtdatahash" xmlns:w16se="http://schemas.microsoft.com/office/word/2015/wordml/symex" xmlns:wpg="http://schemas.microsoft.com/office/word/2010/wordprocessingGroup" xmlns:wpi="http://schemas.microsoft.com/office/word/2010/wordprocessingInk" xmlns:wne="http://schemas.microsoft.com/office/word/2006/wordml" xmlns:wps="http://schemas.microsoft.com/office/word/2010/wordprocessingShape" mc:Ignorable="w14 w15 w16se w16cid w16 w16cex w16sdtdh wp14">
+<w:endnotes xmlns:wpc="http://schemas.microsoft.com/office/word/2010/wordprocessingCanvas" xmlns:cx="http://schemas.microsoft.com/office/drawing/2014/chartex" xmlns:cx1="http://schemas.microsoft.com/office/drawing/2015/9/8/chartex" xmlns:cx2="http://schemas.microsoft.com/office/drawing/2015/10/21/chartex" xmlns:cx3="http://schemas.microsoft.com/office/drawing/2016/5/9/chartex" xmlns:cx4="http://schemas.microsoft.com/office/drawing/2016/5/10/chartex" xmlns:cx5="http://schemas.microsoft.com/office/drawing/2016/5/11/chartex" xmlns:cx6="http://schemas.microsoft.com/office/drawing/2016/5/12/chartex" xmlns:cx7="http://schemas.microsoft.com/office/drawing/2016/5/13/chartex" xmlns:cx8="http://schemas.microsoft.com/office/drawing/2016/5/14/chartex" xmlns:mc="http://schemas.openxmlformats.org/markup-compatibility/2006" xmlns:aink="http://schemas.microsoft.com/office/drawing/2016/ink" xmlns:am3d="http://schemas.microsoft.com/office/drawing/2017/model3d" xmlns:o="urn:schemas-microsoft-com:office:office" xmlns:oel="http://schemas.microsoft.com/office/2019/extlst" xmlns:r="http://schemas.openxmlformats.org/officeDocument/2006/relationships" xmlns:m="http://schemas.openxmlformats.org/officeDocument/2006/math" xmlns:v="urn:schemas-microsoft-com:vml" xmlns:wp14="http://schemas.microsoft.com/office/word/2010/wordprocessingDrawing" xmlns:wp="http://schemas.openxmlformats.org/drawingml/2006/wordprocessingDrawing" xmlns:w10="urn:schemas-microsoft-com:office:word" xmlns:w="http://schemas.openxmlformats.org/wordprocessingml/2006/main" xmlns:w14="http://schemas.microsoft.com/office/word/2010/wordml" xmlns:w15="http://schemas.microsoft.com/office/word/2012/wordml" xmlns:w16cex="http://schemas.microsoft.com/office/word/2018/wordml/cex" xmlns:w16cid="http://schemas.microsoft.com/office/word/2016/wordml/cid" xmlns:w16="http://schemas.microsoft.com/office/word/2018/wordml" xmlns:w16du="http://schemas.microsoft.com/office/word/2023/wordml/word16du" xmlns:w16sdtdh="http://schemas.microsoft.com/office/word/2020/wordml/sdtdatahash" xmlns:w16sdtfl="http://schemas.microsoft.com/office/word/2024/wordml/sdtformatlock" xmlns:w16se="http://schemas.microsoft.com/office/word/2015/wordml/symex" xmlns:wpg="http://schemas.microsoft.com/office/word/2010/wordprocessingGroup" xmlns:wpi="http://schemas.microsoft.com/office/word/2010/wordprocessingInk" xmlns:wne="http://schemas.microsoft.com/office/word/2006/wordml" xmlns:wps="http://schemas.microsoft.com/office/word/2010/wordprocessingShape" mc:Ignorable="w14 w15 w16se w16cid w16 w16cex w16sdtdh w16sdtfl w16du wp14">
   <w:endnote w:type="separator" w:id="-1">
     <w:p>
       <w:pPr>
@@ -1554,7 +1529,7 @@
 </file>
 
 <file path=word/footer1.xml><?xml version="1.0" encoding="utf-8"?>
-<w:ftr xmlns:wpc="http://schemas.microsoft.com/office/word/2010/wordprocessingCanvas" xmlns:cx="http://schemas.microsoft.com/office/drawing/2014/chartex" xmlns:cx1="http://schemas.microsoft.com/office/drawing/2015/9/8/chartex" xmlns:cx2="http://schemas.microsoft.com/office/drawing/2015/10/21/chartex" xmlns:cx3="http://schemas.microsoft.com/office/drawing/2016/5/9/chartex" xmlns:cx4="http://schemas.microsoft.com/office/drawing/2016/5/10/chartex" xmlns:cx5="http://schemas.microsoft.com/office/drawing/2016/5/11/chartex" xmlns:cx6="http://schemas.microsoft.com/office/drawing/2016/5/12/chartex" xmlns:cx7="http://schemas.microsoft.com/office/drawing/2016/5/13/chartex" xmlns:cx8="http://schemas.microsoft.com/office/drawing/2016/5/14/chartex" xmlns:mc="http://schemas.openxmlformats.org/markup-compatibility/2006" xmlns:aink="http://schemas.microsoft.com/office/drawing/2016/ink" xmlns:am3d="http://schemas.microsoft.com/office/drawing/2017/model3d" xmlns:o="urn:schemas-microsoft-com:office:office" xmlns:r="http://schemas.openxmlformats.org/officeDocument/2006/relationships" xmlns:m="http://schemas.openxmlformats.org/officeDocument/2006/math" xmlns:v="urn:schemas-microsoft-com:vml" xmlns:wp14="http://schemas.microsoft.com/office/word/2010/wordprocessingDrawing" xmlns:wp="http://schemas.openxmlformats.org/drawingml/2006/wordprocessingDrawing" xmlns:w10="urn:schemas-microsoft-com:office:word" xmlns:w="http://schemas.openxmlformats.org/wordprocessingml/2006/main" xmlns:w14="http://schemas.microsoft.com/office/word/2010/wordml" xmlns:w15="http://schemas.microsoft.com/office/word/2012/wordml" xmlns:w16cex="http://schemas.microsoft.com/office/word/2018/wordml/cex" xmlns:w16cid="http://schemas.microsoft.com/office/word/2016/wordml/cid" xmlns:w16="http://schemas.microsoft.com/office/word/2018/wordml" xmlns:w16sdtdh="http://schemas.microsoft.com/office/word/2020/wordml/sdtdatahash" xmlns:w16se="http://schemas.microsoft.com/office/word/2015/wordml/symex" xmlns:wpg="http://schemas.microsoft.com/office/word/2010/wordprocessingGroup" xmlns:wpi="http://schemas.microsoft.com/office/word/2010/wordprocessingInk" xmlns:wne="http://schemas.microsoft.com/office/word/2006/wordml" xmlns:wps="http://schemas.microsoft.com/office/word/2010/wordprocessingShape" mc:Ignorable="w14 w15 w16se w16cid w16 w16cex w16sdtdh wp14">
+<w:ftr xmlns:wpc="http://schemas.microsoft.com/office/word/2010/wordprocessingCanvas" xmlns:cx="http://schemas.microsoft.com/office/drawing/2014/chartex" xmlns:cx1="http://schemas.microsoft.com/office/drawing/2015/9/8/chartex" xmlns:cx2="http://schemas.microsoft.com/office/drawing/2015/10/21/chartex" xmlns:cx3="http://schemas.microsoft.com/office/drawing/2016/5/9/chartex" xmlns:cx4="http://schemas.microsoft.com/office/drawing/2016/5/10/chartex" xmlns:cx5="http://schemas.microsoft.com/office/drawing/2016/5/11/chartex" xmlns:cx6="http://schemas.microsoft.com/office/drawing/2016/5/12/chartex" xmlns:cx7="http://schemas.microsoft.com/office/drawing/2016/5/13/chartex" xmlns:cx8="http://schemas.microsoft.com/office/drawing/2016/5/14/chartex" xmlns:mc="http://schemas.openxmlformats.org/markup-compatibility/2006" xmlns:aink="http://schemas.microsoft.com/office/drawing/2016/ink" xmlns:am3d="http://schemas.microsoft.com/office/drawing/2017/model3d" xmlns:o="urn:schemas-microsoft-com:office:office" xmlns:oel="http://schemas.microsoft.com/office/2019/extlst" xmlns:r="http://schemas.openxmlformats.org/officeDocument/2006/relationships" xmlns:m="http://schemas.openxmlformats.org/officeDocument/2006/math" xmlns:v="urn:schemas-microsoft-com:vml" xmlns:wp14="http://schemas.microsoft.com/office/word/2010/wordprocessingDrawing" xmlns:wp="http://schemas.openxmlformats.org/drawingml/2006/wordprocessingDrawing" xmlns:w10="urn:schemas-microsoft-com:office:word" xmlns:w="http://schemas.openxmlformats.org/wordprocessingml/2006/main" xmlns:w14="http://schemas.microsoft.com/office/word/2010/wordml" xmlns:w15="http://schemas.microsoft.com/office/word/2012/wordml" xmlns:w16cex="http://schemas.microsoft.com/office/word/2018/wordml/cex" xmlns:w16cid="http://schemas.microsoft.com/office/word/2016/wordml/cid" xmlns:w16="http://schemas.microsoft.com/office/word/2018/wordml" xmlns:w16du="http://schemas.microsoft.com/office/word/2023/wordml/word16du" xmlns:w16sdtdh="http://schemas.microsoft.com/office/word/2020/wordml/sdtdatahash" xmlns:w16sdtfl="http://schemas.microsoft.com/office/word/2024/wordml/sdtformatlock" xmlns:w16se="http://schemas.microsoft.com/office/word/2015/wordml/symex" xmlns:wpg="http://schemas.microsoft.com/office/word/2010/wordprocessingGroup" xmlns:wpi="http://schemas.microsoft.com/office/word/2010/wordprocessingInk" xmlns:wne="http://schemas.microsoft.com/office/word/2006/wordml" xmlns:wps="http://schemas.microsoft.com/office/word/2010/wordprocessingShape" mc:Ignorable="w14 w15 w16se w16cid w16 w16cex w16sdtdh w16sdtfl w16du wp14">
   <w:p>
     <w:pPr>
       <w:pStyle w:val="a6"/>
@@ -1588,7 +1563,7 @@
 </file>
 
 <file path=word/footer2.xml><?xml version="1.0" encoding="utf-8"?>
-<w:ftr xmlns:wpc="http://schemas.microsoft.com/office/word/2010/wordprocessingCanvas" xmlns:cx="http://schemas.microsoft.com/office/drawing/2014/chartex" xmlns:cx1="http://schemas.microsoft.com/office/drawing/2015/9/8/chartex" xmlns:cx2="http://schemas.microsoft.com/office/drawing/2015/10/21/chartex" xmlns:cx3="http://schemas.microsoft.com/office/drawing/2016/5/9/chartex" xmlns:cx4="http://schemas.microsoft.com/office/drawing/2016/5/10/chartex" xmlns:cx5="http://schemas.microsoft.com/office/drawing/2016/5/11/chartex" xmlns:cx6="http://schemas.microsoft.com/office/drawing/2016/5/12/chartex" xmlns:cx7="http://schemas.microsoft.com/office/drawing/2016/5/13/chartex" xmlns:cx8="http://schemas.microsoft.com/office/drawing/2016/5/14/chartex" xmlns:mc="http://schemas.openxmlformats.org/markup-compatibility/2006" xmlns:aink="http://schemas.microsoft.com/office/drawing/2016/ink" xmlns:am3d="http://schemas.microsoft.com/office/drawing/2017/model3d" xmlns:o="urn:schemas-microsoft-com:office:office" xmlns:r="http://schemas.openxmlformats.org/officeDocument/2006/relationships" xmlns:m="http://schemas.openxmlformats.org/officeDocument/2006/math" xmlns:v="urn:schemas-microsoft-com:vml" xmlns:wp14="http://schemas.microsoft.com/office/word/2010/wordprocessingDrawing" xmlns:wp="http://schemas.openxmlformats.org/drawingml/2006/wordprocessingDrawing" xmlns:w10="urn:schemas-microsoft-com:office:word" xmlns:w="http://schemas.openxmlformats.org/wordprocessingml/2006/main" xmlns:w14="http://schemas.microsoft.com/office/word/2010/wordml" xmlns:w15="http://schemas.microsoft.com/office/word/2012/wordml" xmlns:w16cex="http://schemas.microsoft.com/office/word/2018/wordml/cex" xmlns:w16cid="http://schemas.microsoft.com/office/word/2016/wordml/cid" xmlns:w16="http://schemas.microsoft.com/office/word/2018/wordml" xmlns:w16sdtdh="http://schemas.microsoft.com/office/word/2020/wordml/sdtdatahash" xmlns:w16se="http://schemas.microsoft.com/office/word/2015/wordml/symex" xmlns:wpg="http://schemas.microsoft.com/office/word/2010/wordprocessingGroup" xmlns:wpi="http://schemas.microsoft.com/office/word/2010/wordprocessingInk" xmlns:wne="http://schemas.microsoft.com/office/word/2006/wordml" xmlns:wps="http://schemas.microsoft.com/office/word/2010/wordprocessingShape" mc:Ignorable="w14 w15 w16se w16cid w16 w16cex w16sdtdh wp14">
+<w:ftr xmlns:wpc="http://schemas.microsoft.com/office/word/2010/wordprocessingCanvas" xmlns:cx="http://schemas.microsoft.com/office/drawing/2014/chartex" xmlns:cx1="http://schemas.microsoft.com/office/drawing/2015/9/8/chartex" xmlns:cx2="http://schemas.microsoft.com/office/drawing/2015/10/21/chartex" xmlns:cx3="http://schemas.microsoft.com/office/drawing/2016/5/9/chartex" xmlns:cx4="http://schemas.microsoft.com/office/drawing/2016/5/10/chartex" xmlns:cx5="http://schemas.microsoft.com/office/drawing/2016/5/11/chartex" xmlns:cx6="http://schemas.microsoft.com/office/drawing/2016/5/12/chartex" xmlns:cx7="http://schemas.microsoft.com/office/drawing/2016/5/13/chartex" xmlns:cx8="http://schemas.microsoft.com/office/drawing/2016/5/14/chartex" xmlns:mc="http://schemas.openxmlformats.org/markup-compatibility/2006" xmlns:aink="http://schemas.microsoft.com/office/drawing/2016/ink" xmlns:am3d="http://schemas.microsoft.com/office/drawing/2017/model3d" xmlns:o="urn:schemas-microsoft-com:office:office" xmlns:oel="http://schemas.microsoft.com/office/2019/extlst" xmlns:r="http://schemas.openxmlformats.org/officeDocument/2006/relationships" xmlns:m="http://schemas.openxmlformats.org/officeDocument/2006/math" xmlns:v="urn:schemas-microsoft-com:vml" xmlns:wp14="http://schemas.microsoft.com/office/word/2010/wordprocessingDrawing" xmlns:wp="http://schemas.openxmlformats.org/drawingml/2006/wordprocessingDrawing" xmlns:w10="urn:schemas-microsoft-com:office:word" xmlns:w="http://schemas.openxmlformats.org/wordprocessingml/2006/main" xmlns:w14="http://schemas.microsoft.com/office/word/2010/wordml" xmlns:w15="http://schemas.microsoft.com/office/word/2012/wordml" xmlns:w16cex="http://schemas.microsoft.com/office/word/2018/wordml/cex" xmlns:w16cid="http://schemas.microsoft.com/office/word/2016/wordml/cid" xmlns:w16="http://schemas.microsoft.com/office/word/2018/wordml" xmlns:w16du="http://schemas.microsoft.com/office/word/2023/wordml/word16du" xmlns:w16sdtdh="http://schemas.microsoft.com/office/word/2020/wordml/sdtdatahash" xmlns:w16sdtfl="http://schemas.microsoft.com/office/word/2024/wordml/sdtformatlock" xmlns:w16se="http://schemas.microsoft.com/office/word/2015/wordml/symex" xmlns:wpg="http://schemas.microsoft.com/office/word/2010/wordprocessingGroup" xmlns:wpi="http://schemas.microsoft.com/office/word/2010/wordprocessingInk" xmlns:wne="http://schemas.microsoft.com/office/word/2006/wordml" xmlns:wps="http://schemas.microsoft.com/office/word/2010/wordprocessingShape" mc:Ignorable="w14 w15 w16se w16cid w16 w16cex w16sdtdh w16sdtfl w16du wp14">
   <w:p>
     <w:pPr>
       <w:pStyle w:val="a6"/>
@@ -1622,7 +1597,7 @@
 </file>
 
 <file path=word/footnotes.xml><?xml version="1.0" encoding="utf-8"?>
-<w:footnotes xmlns:wpc="http://schemas.microsoft.com/office/word/2010/wordprocessingCanvas" xmlns:cx="http://schemas.microsoft.com/office/drawing/2014/chartex" xmlns:cx1="http://schemas.microsoft.com/office/drawing/2015/9/8/chartex" xmlns:cx2="http://schemas.microsoft.com/office/drawing/2015/10/21/chartex" xmlns:cx3="http://schemas.microsoft.com/office/drawing/2016/5/9/chartex" xmlns:cx4="http://schemas.microsoft.com/office/drawing/2016/5/10/chartex" xmlns:cx5="http://schemas.microsoft.com/office/drawing/2016/5/11/chartex" xmlns:cx6="http://schemas.microsoft.com/office/drawing/2016/5/12/chartex" xmlns:cx7="http://schemas.microsoft.com/office/drawing/2016/5/13/chartex" xmlns:cx8="http://schemas.microsoft.com/office/drawing/2016/5/14/chartex" xmlns:mc="http://schemas.openxmlformats.org/markup-compatibility/2006" xmlns:aink="http://schemas.microsoft.com/office/drawing/2016/ink" xmlns:am3d="http://schemas.microsoft.com/office/drawing/2017/model3d" xmlns:o="urn:schemas-microsoft-com:office:office" xmlns:r="http://schemas.openxmlformats.org/officeDocument/2006/relationships" xmlns:m="http://schemas.openxmlformats.org/officeDocument/2006/math" xmlns:v="urn:schemas-microsoft-com:vml" xmlns:wp14="http://schemas.microsoft.com/office/word/2010/wordprocessingDrawing" xmlns:wp="http://schemas.openxmlformats.org/drawingml/2006/wordprocessingDrawing" xmlns:w10="urn:schemas-microsoft-com:office:word" xmlns:w="http://schemas.openxmlformats.org/wordprocessingml/2006/main" xmlns:w14="http://schemas.microsoft.com/office/word/2010/wordml" xmlns:w15="http://schemas.microsoft.com/office/word/2012/wordml" xmlns:w16cex="http://schemas.microsoft.com/office/word/2018/wordml/cex" xmlns:w16cid="http://schemas.microsoft.com/office/word/2016/wordml/cid" xmlns:w16="http://schemas.microsoft.com/office/word/2018/wordml" xmlns:w16sdtdh="http://schemas.microsoft.com/office/word/2020/wordml/sdtdatahash" xmlns:w16se="http://schemas.microsoft.com/office/word/2015/wordml/symex" xmlns:wpg="http://schemas.microsoft.com/office/word/2010/wordprocessingGroup" xmlns:wpi="http://schemas.microsoft.com/office/word/2010/wordprocessingInk" xmlns:wne="http://schemas.microsoft.com/office/word/2006/wordml" xmlns:wps="http://schemas.microsoft.com/office/word/2010/wordprocessingShape" mc:Ignorable="w14 w15 w16se w16cid w16 w16cex w16sdtdh wp14">
+<w:footnotes xmlns:wpc="http://schemas.microsoft.com/office/word/2010/wordprocessingCanvas" xmlns:cx="http://schemas.microsoft.com/office/drawing/2014/chartex" xmlns:cx1="http://schemas.microsoft.com/office/drawing/2015/9/8/chartex" xmlns:cx2="http://schemas.microsoft.com/office/drawing/2015/10/21/chartex" xmlns:cx3="http://schemas.microsoft.com/office/drawing/2016/5/9/chartex" xmlns:cx4="http://schemas.microsoft.com/office/drawing/2016/5/10/chartex" xmlns:cx5="http://schemas.microsoft.com/office/drawing/2016/5/11/chartex" xmlns:cx6="http://schemas.microsoft.com/office/drawing/2016/5/12/chartex" xmlns:cx7="http://schemas.microsoft.com/office/drawing/2016/5/13/chartex" xmlns:cx8="http://schemas.microsoft.com/office/drawing/2016/5/14/chartex" xmlns:mc="http://schemas.openxmlformats.org/markup-compatibility/2006" xmlns:aink="http://schemas.microsoft.com/office/drawing/2016/ink" xmlns:am3d="http://schemas.microsoft.com/office/drawing/2017/model3d" xmlns:o="urn:schemas-microsoft-com:office:office" xmlns:oel="http://schemas.microsoft.com/office/2019/extlst" xmlns:r="http://schemas.openxmlformats.org/officeDocument/2006/relationships" xmlns:m="http://schemas.openxmlformats.org/officeDocument/2006/math" xmlns:v="urn:schemas-microsoft-com:vml" xmlns:wp14="http://schemas.microsoft.com/office/word/2010/wordprocessingDrawing" xmlns:wp="http://schemas.openxmlformats.org/drawingml/2006/wordprocessingDrawing" xmlns:w10="urn:schemas-microsoft-com:office:word" xmlns:w="http://schemas.openxmlformats.org/wordprocessingml/2006/main" xmlns:w14="http://schemas.microsoft.com/office/word/2010/wordml" xmlns:w15="http://schemas.microsoft.com/office/word/2012/wordml" xmlns:w16cex="http://schemas.microsoft.com/office/word/2018/wordml/cex" xmlns:w16cid="http://schemas.microsoft.com/office/word/2016/wordml/cid" xmlns:w16="http://schemas.microsoft.com/office/word/2018/wordml" xmlns:w16du="http://schemas.microsoft.com/office/word/2023/wordml/word16du" xmlns:w16sdtdh="http://schemas.microsoft.com/office/word/2020/wordml/sdtdatahash" xmlns:w16sdtfl="http://schemas.microsoft.com/office/word/2024/wordml/sdtformatlock" xmlns:w16se="http://schemas.microsoft.com/office/word/2015/wordml/symex" xmlns:wpg="http://schemas.microsoft.com/office/word/2010/wordprocessingGroup" xmlns:wpi="http://schemas.microsoft.com/office/word/2010/wordprocessingInk" xmlns:wne="http://schemas.microsoft.com/office/word/2006/wordml" xmlns:wps="http://schemas.microsoft.com/office/word/2010/wordprocessingShape" mc:Ignorable="w14 w15 w16se w16cid w16 w16cex w16sdtdh w16sdtfl w16du wp14">
   <w:footnote w:type="separator" w:id="-1">
     <w:p>
       <w:pPr>
@@ -1647,7 +1622,7 @@
 </file>
 
 <file path=word/styles.xml><?xml version="1.0" encoding="utf-8"?>
-<w:styles xmlns:mc="http://schemas.openxmlformats.org/markup-compatibility/2006" xmlns:r="http://schemas.openxmlformats.org/officeDocument/2006/relationships" xmlns:w="http://schemas.openxmlformats.org/wordprocessingml/2006/main" xmlns:w14="http://schemas.microsoft.com/office/word/2010/wordml" xmlns:w15="http://schemas.microsoft.com/office/word/2012/wordml" xmlns:w16cex="http://schemas.microsoft.com/office/word/2018/wordml/cex" xmlns:w16cid="http://schemas.microsoft.com/office/word/2016/wordml/cid" xmlns:w16="http://schemas.microsoft.com/office/word/2018/wordml" xmlns:w16sdtdh="http://schemas.microsoft.com/office/word/2020/wordml/sdtdatahash" xmlns:w16se="http://schemas.microsoft.com/office/word/2015/wordml/symex" mc:Ignorable="w14 w15 w16se w16cid w16 w16cex w16sdtdh">
+<w:styles xmlns:mc="http://schemas.openxmlformats.org/markup-compatibility/2006" xmlns:r="http://schemas.openxmlformats.org/officeDocument/2006/relationships" xmlns:w="http://schemas.openxmlformats.org/wordprocessingml/2006/main" xmlns:w14="http://schemas.microsoft.com/office/word/2010/wordml" xmlns:w15="http://schemas.microsoft.com/office/word/2012/wordml" xmlns:w16cex="http://schemas.microsoft.com/office/word/2018/wordml/cex" xmlns:w16cid="http://schemas.microsoft.com/office/word/2016/wordml/cid" xmlns:w16="http://schemas.microsoft.com/office/word/2018/wordml" xmlns:w16du="http://schemas.microsoft.com/office/word/2023/wordml/word16du" xmlns:w16sdtdh="http://schemas.microsoft.com/office/word/2020/wordml/sdtdatahash" xmlns:w16sdtfl="http://schemas.microsoft.com/office/word/2024/wordml/sdtformatlock" xmlns:w16se="http://schemas.microsoft.com/office/word/2015/wordml/symex" mc:Ignorable="w14 w15 w16se w16cid w16 w16cex w16sdtdh w16sdtfl w16du">
   <w:docDefaults>
     <w:rPrDefault>
       <w:rPr>
@@ -2053,7 +2028,6 @@
   <w:style w:type="character" w:default="1" w:styleId="a0">
     <w:name w:val="Default Paragraph Font"/>
     <w:uiPriority w:val="1"/>
-    <w:semiHidden/>
     <w:unhideWhenUsed/>
   </w:style>
   <w:style w:type="table" w:default="1" w:styleId="a1">
